--- a/CEJM/BTS SIO 1/TD 5 logiciels.docx
+++ b/CEJM/BTS SIO 1/TD 5 logiciels.docx
@@ -2670,29 +2670,7 @@
           <w:sz w:val="24"/>
           <w:szCs w:val="24"/>
         </w:rPr>
-        <w:t xml:space="preserve">est une composante de la propriété intellectuelle notamment </w:t>
-      </w:r>
-      <w:r>
-        <w:rPr>
-          <w:rFonts w:ascii="Times New Roman" w:hAnsi="Times New Roman" w:cs="Times New Roman"/>
-          <w:b/>
-          <w:i/>
-          <w:color w:val="984806" w:themeColor="accent6" w:themeShade="80"/>
-          <w:sz w:val="24"/>
-          <w:szCs w:val="24"/>
-        </w:rPr>
-        <w:t>de la propriété littéraire et artistique</w:t>
-      </w:r>
-      <w:r>
-        <w:rPr>
-          <w:rFonts w:ascii="Times New Roman" w:hAnsi="Times New Roman" w:cs="Times New Roman"/>
-          <w:b/>
-          <w:i/>
-          <w:color w:val="984806" w:themeColor="accent6" w:themeShade="80"/>
-          <w:sz w:val="24"/>
-          <w:szCs w:val="24"/>
-        </w:rPr>
-        <w:t xml:space="preserve"> qui regroupe l'ensemble des droits dont dispose un auteur sur ces œuvres de l'esprit. Le droit d'auteur est un droit qui permet à son titulaire de détenir la propriété exclusive de son œuvre. Il protège les œuvres littéraires ou artistiques (livres, musiques, dessins, pièces de théâtres, etc.) et il protège également les œuvres numérique (logiciels, sites internet, applications mobile, bases de données, etc.). Le droit d'auteur devient effectif du fait même de la création de l'œuvre, aucune démarche n'est nécessaire pour acquérir ce droit. Pour qu'une œuvre de l'esprit soit protégée par le droit d'auteur elle doit être originale.</w:t>
+        <w:t>est une composante de la propriété intellectuelle notamment de la propriété littéraire et artistique qui regroupe l'ensemble des droits dont dispose un auteur sur ces œuvres de l'esprit. Le droit d'auteur est un droit qui permet à son titulaire de détenir la propriété exclusive de son œuvre. Il protège les œuvres littéraires ou artistiques (livres, musiques, dessins, pièces de théâtres, etc.) et il protège également les œuvres numérique (logiciels, sites internet, applications mobile, bases de données, etc.). Le droit d'auteur devient effectif du fait même de la création de l'œuvre, aucune démarche n'est nécessaire pour acquérir ce droit. Pour qu'une œuvre de l'esprit soit protégée par le droit d'auteur elle doit être originale.</w:t>
       </w:r>
     </w:p>
     <w:p>
@@ -2707,6 +2685,39 @@
           <w:szCs w:val="24"/>
         </w:rPr>
       </w:pPr>
+      <w:r>
+        <w:rPr>
+          <w:rFonts w:ascii="Times New Roman" w:hAnsi="Times New Roman" w:cs="Times New Roman"/>
+          <w:b/>
+          <w:i/>
+          <w:color w:val="984806" w:themeColor="accent6" w:themeShade="80"/>
+          <w:sz w:val="24"/>
+          <w:szCs w:val="24"/>
+        </w:rPr>
+        <w:t xml:space="preserve">Le droit d’auteur </w:t>
+      </w:r>
+      <w:r>
+        <w:rPr>
+          <w:rFonts w:ascii="Times New Roman" w:hAnsi="Times New Roman" w:cs="Times New Roman"/>
+          <w:b/>
+          <w:i/>
+          <w:color w:val="984806" w:themeColor="accent6" w:themeShade="80"/>
+          <w:sz w:val="24"/>
+          <w:szCs w:val="24"/>
+        </w:rPr>
+        <w:t>se compose de deux types de droits</w:t>
+      </w:r>
+      <w:r>
+        <w:rPr>
+          <w:rFonts w:ascii="Times New Roman" w:hAnsi="Times New Roman" w:cs="Times New Roman"/>
+          <w:b/>
+          <w:i/>
+          <w:color w:val="984806" w:themeColor="accent6" w:themeShade="80"/>
+          <w:sz w:val="24"/>
+          <w:szCs w:val="24"/>
+        </w:rPr>
+        <w:t xml:space="preserve"> :</w:t>
+      </w:r>
     </w:p>
     <w:p>
       <w:pPr>
@@ -2720,17 +2731,6 @@
           <w:szCs w:val="24"/>
         </w:rPr>
       </w:pPr>
-      <w:r>
-        <w:rPr>
-          <w:rFonts w:ascii="Times New Roman" w:hAnsi="Times New Roman" w:cs="Times New Roman"/>
-          <w:b/>
-          <w:i/>
-          <w:color w:val="984806" w:themeColor="accent6" w:themeShade="80"/>
-          <w:sz w:val="24"/>
-          <w:szCs w:val="24"/>
-        </w:rPr>
-        <w:t>Le droit d’auteur comporte :</w:t>
-      </w:r>
     </w:p>
     <w:p>
       <w:pPr>
@@ -2744,6 +2744,149 @@
           <w:szCs w:val="24"/>
         </w:rPr>
       </w:pPr>
+      <w:r>
+        <w:rPr>
+          <w:rFonts w:ascii="Times New Roman" w:hAnsi="Times New Roman" w:cs="Times New Roman"/>
+          <w:b/>
+          <w:i/>
+          <w:color w:val="984806" w:themeColor="accent6" w:themeShade="80"/>
+          <w:sz w:val="24"/>
+          <w:szCs w:val="24"/>
+        </w:rPr>
+        <w:t xml:space="preserve">- </w:t>
+      </w:r>
+      <w:r>
+        <w:rPr>
+          <w:rFonts w:ascii="Times New Roman" w:hAnsi="Times New Roman" w:cs="Times New Roman"/>
+          <w:b/>
+          <w:i/>
+          <w:color w:val="984806" w:themeColor="accent6" w:themeShade="80"/>
+          <w:sz w:val="24"/>
+          <w:szCs w:val="24"/>
+        </w:rPr>
+        <w:t>Les d</w:t>
+      </w:r>
+      <w:r>
+        <w:rPr>
+          <w:rFonts w:ascii="Times New Roman" w:hAnsi="Times New Roman" w:cs="Times New Roman"/>
+          <w:b/>
+          <w:i/>
+          <w:color w:val="984806" w:themeColor="accent6" w:themeShade="80"/>
+          <w:sz w:val="24"/>
+          <w:szCs w:val="24"/>
+        </w:rPr>
+        <w:t xml:space="preserve">roits moraux </w:t>
+      </w:r>
+      <w:r>
+        <w:rPr>
+          <w:rFonts w:ascii="Times New Roman" w:hAnsi="Times New Roman" w:cs="Times New Roman"/>
+          <w:b/>
+          <w:i/>
+          <w:color w:val="984806" w:themeColor="accent6" w:themeShade="80"/>
+          <w:sz w:val="24"/>
+          <w:szCs w:val="24"/>
+        </w:rPr>
+        <w:t xml:space="preserve">qui concerne la </w:t>
+      </w:r>
+      <w:r>
+        <w:rPr>
+          <w:rFonts w:ascii="Times New Roman" w:hAnsi="Times New Roman" w:cs="Times New Roman"/>
+          <w:b/>
+          <w:i/>
+          <w:color w:val="984806" w:themeColor="accent6" w:themeShade="80"/>
+          <w:sz w:val="24"/>
+          <w:szCs w:val="24"/>
+        </w:rPr>
+        <w:t>paternité</w:t>
+      </w:r>
+      <w:r>
+        <w:rPr>
+          <w:rFonts w:ascii="Times New Roman" w:hAnsi="Times New Roman" w:cs="Times New Roman"/>
+          <w:b/>
+          <w:i/>
+          <w:color w:val="984806" w:themeColor="accent6" w:themeShade="80"/>
+          <w:sz w:val="24"/>
+          <w:szCs w:val="24"/>
+        </w:rPr>
+        <w:t xml:space="preserve"> de l'œuvre</w:t>
+      </w:r>
+      <w:r>
+        <w:rPr>
+          <w:rFonts w:ascii="Times New Roman" w:hAnsi="Times New Roman" w:cs="Times New Roman"/>
+          <w:b/>
+          <w:i/>
+          <w:color w:val="984806" w:themeColor="accent6" w:themeShade="80"/>
+          <w:sz w:val="24"/>
+          <w:szCs w:val="24"/>
+        </w:rPr>
+        <w:t>,</w:t>
+      </w:r>
+      <w:r>
+        <w:rPr>
+          <w:rFonts w:ascii="Times New Roman" w:hAnsi="Times New Roman" w:cs="Times New Roman"/>
+          <w:b/>
+          <w:i/>
+          <w:color w:val="984806" w:themeColor="accent6" w:themeShade="80"/>
+          <w:sz w:val="24"/>
+          <w:szCs w:val="24"/>
+        </w:rPr>
+        <w:t xml:space="preserve"> le</w:t>
+      </w:r>
+      <w:r>
+        <w:rPr>
+          <w:rFonts w:ascii="Times New Roman" w:hAnsi="Times New Roman" w:cs="Times New Roman"/>
+          <w:b/>
+          <w:i/>
+          <w:color w:val="984806" w:themeColor="accent6" w:themeShade="80"/>
+          <w:sz w:val="24"/>
+          <w:szCs w:val="24"/>
+        </w:rPr>
+        <w:t xml:space="preserve"> respect de l’intégrité</w:t>
+      </w:r>
+      <w:r>
+        <w:rPr>
+          <w:rFonts w:ascii="Times New Roman" w:hAnsi="Times New Roman" w:cs="Times New Roman"/>
+          <w:b/>
+          <w:i/>
+          <w:color w:val="984806" w:themeColor="accent6" w:themeShade="80"/>
+          <w:sz w:val="24"/>
+          <w:szCs w:val="24"/>
+        </w:rPr>
+        <w:t xml:space="preserve"> de l'œuvre et le</w:t>
+      </w:r>
+      <w:r>
+        <w:rPr>
+          <w:rFonts w:ascii="Times New Roman" w:hAnsi="Times New Roman" w:cs="Times New Roman"/>
+          <w:b/>
+          <w:i/>
+          <w:color w:val="984806" w:themeColor="accent6" w:themeShade="80"/>
+          <w:sz w:val="24"/>
+          <w:szCs w:val="24"/>
+        </w:rPr>
+        <w:t xml:space="preserve"> droit de divulgation</w:t>
+      </w:r>
+      <w:r>
+        <w:rPr>
+          <w:rFonts w:ascii="Times New Roman" w:hAnsi="Times New Roman" w:cs="Times New Roman"/>
+          <w:b/>
+          <w:i/>
+          <w:color w:val="984806" w:themeColor="accent6" w:themeShade="80"/>
+          <w:sz w:val="24"/>
+          <w:szCs w:val="24"/>
+        </w:rPr>
+        <w:t>.</w:t>
+      </w:r>
+      <w:r>
+        <w:rPr>
+          <w:rFonts w:ascii="Times New Roman" w:hAnsi="Times New Roman" w:cs="Times New Roman"/>
+          <w:b/>
+          <w:i/>
+          <w:color w:val="984806" w:themeColor="accent6" w:themeShade="80"/>
+          <w:sz w:val="24"/>
+          <w:szCs w:val="24"/>
+        </w:rPr>
+        <w:t xml:space="preserve"> Ces droits moraux sont incessibles et perpétuels.</w:t>
+      </w:r>
     </w:p>
     <w:p>
       <w:pPr>
@@ -2777,7 +2920,73 @@
           <w:sz w:val="24"/>
           <w:szCs w:val="24"/>
         </w:rPr>
-        <w:t>Droits moraux (inaliénables, perpétuels) : paternité, respect de l’intégrité, droit de divulgation</w:t>
+        <w:t>Les d</w:t>
+      </w:r>
+      <w:r>
+        <w:rPr>
+          <w:rFonts w:ascii="Times New Roman" w:hAnsi="Times New Roman" w:cs="Times New Roman"/>
+          <w:b/>
+          <w:i/>
+          <w:color w:val="984806" w:themeColor="accent6" w:themeShade="80"/>
+          <w:sz w:val="24"/>
+          <w:szCs w:val="24"/>
+        </w:rPr>
+        <w:t xml:space="preserve">roits patrimoniaux </w:t>
+      </w:r>
+      <w:r>
+        <w:rPr>
+          <w:rFonts w:ascii="Times New Roman" w:hAnsi="Times New Roman" w:cs="Times New Roman"/>
+          <w:b/>
+          <w:i/>
+          <w:color w:val="984806" w:themeColor="accent6" w:themeShade="80"/>
+          <w:sz w:val="24"/>
+          <w:szCs w:val="24"/>
+        </w:rPr>
+        <w:t>permettent à l'auteur d'avoir le monopole</w:t>
+      </w:r>
+      <w:r>
+        <w:rPr>
+          <w:rFonts w:ascii="Times New Roman" w:hAnsi="Times New Roman" w:cs="Times New Roman"/>
+          <w:b/>
+          <w:i/>
+          <w:color w:val="984806" w:themeColor="accent6" w:themeShade="80"/>
+          <w:sz w:val="24"/>
+          <w:szCs w:val="24"/>
+        </w:rPr>
+        <w:t xml:space="preserve"> </w:t>
+      </w:r>
+      <w:r>
+        <w:rPr>
+          <w:rFonts w:ascii="Times New Roman" w:hAnsi="Times New Roman" w:cs="Times New Roman"/>
+          <w:b/>
+          <w:i/>
+          <w:color w:val="984806" w:themeColor="accent6" w:themeShade="80"/>
+          <w:sz w:val="24"/>
+          <w:szCs w:val="24"/>
+        </w:rPr>
+        <w:t>d'</w:t>
+      </w:r>
+      <w:r>
+        <w:rPr>
+          <w:rFonts w:ascii="Times New Roman" w:hAnsi="Times New Roman" w:cs="Times New Roman"/>
+          <w:b/>
+          <w:i/>
+          <w:color w:val="984806" w:themeColor="accent6" w:themeShade="80"/>
+          <w:sz w:val="24"/>
+          <w:szCs w:val="24"/>
+        </w:rPr>
+        <w:t>exploitation commerciale</w:t>
+      </w:r>
+      <w:r>
+        <w:rPr>
+          <w:rFonts w:ascii="Times New Roman" w:hAnsi="Times New Roman" w:cs="Times New Roman"/>
+          <w:b/>
+          <w:i/>
+          <w:color w:val="984806" w:themeColor="accent6" w:themeShade="80"/>
+          <w:sz w:val="24"/>
+          <w:szCs w:val="24"/>
+        </w:rPr>
+        <w:t xml:space="preserve"> sur son œuvre, c’est-à-dire d'en tirer un revenu</w:t>
       </w:r>
       <w:r>
         <w:rPr>
@@ -2790,51 +2999,40 @@
         </w:rPr>
         <w:t>.</w:t>
       </w:r>
-    </w:p>
-    <w:p>
-      <w:pPr>
-        <w:spacing w:after="2" w:line="240" w:lineRule="auto"/>
-        <w:rPr>
-          <w:rFonts w:ascii="Times New Roman" w:hAnsi="Times New Roman" w:cs="Times New Roman"/>
-          <w:b/>
-          <w:i/>
-          <w:color w:val="984806" w:themeColor="accent6" w:themeShade="80"/>
-          <w:sz w:val="24"/>
-          <w:szCs w:val="24"/>
-        </w:rPr>
-      </w:pPr>
-      <w:r>
-        <w:rPr>
-          <w:rFonts w:ascii="Times New Roman" w:hAnsi="Times New Roman" w:cs="Times New Roman"/>
-          <w:b/>
-          <w:i/>
-          <w:color w:val="984806" w:themeColor="accent6" w:themeShade="80"/>
-          <w:sz w:val="24"/>
-          <w:szCs w:val="24"/>
-        </w:rPr>
-        <w:t xml:space="preserve">- </w:t>
-      </w:r>
-      <w:r>
-        <w:rPr>
-          <w:rFonts w:ascii="Times New Roman" w:hAnsi="Times New Roman" w:cs="Times New Roman"/>
-          <w:b/>
-          <w:i/>
-          <w:color w:val="984806" w:themeColor="accent6" w:themeShade="80"/>
-          <w:sz w:val="24"/>
-          <w:szCs w:val="24"/>
-        </w:rPr>
-        <w:t>Droits patrimoniaux (cessibles, limités à 70 ans après la mort) : reproduction, représentation, exploitation commerciale</w:t>
-      </w:r>
-      <w:r>
-        <w:rPr>
-          <w:rFonts w:ascii="Times New Roman" w:hAnsi="Times New Roman" w:cs="Times New Roman"/>
-          <w:b/>
-          <w:i/>
-          <w:color w:val="984806" w:themeColor="accent6" w:themeShade="80"/>
-          <w:sz w:val="24"/>
-          <w:szCs w:val="24"/>
-        </w:rPr>
-        <w:t>.</w:t>
+      <w:r>
+        <w:rPr>
+          <w:rFonts w:ascii="Times New Roman" w:hAnsi="Times New Roman" w:cs="Times New Roman"/>
+          <w:b/>
+          <w:i/>
+          <w:color w:val="984806" w:themeColor="accent6" w:themeShade="80"/>
+          <w:sz w:val="24"/>
+          <w:szCs w:val="24"/>
+        </w:rPr>
+        <w:t xml:space="preserve"> Ces droits sont cessibles par contrat et valable pendant une durée de 70 ans </w:t>
+      </w:r>
+      <w:proofErr w:type="gramStart"/>
+      <w:r>
+        <w:rPr>
+          <w:rFonts w:ascii="Times New Roman" w:hAnsi="Times New Roman" w:cs="Times New Roman"/>
+          <w:b/>
+          <w:i/>
+          <w:color w:val="984806" w:themeColor="accent6" w:themeShade="80"/>
+          <w:sz w:val="24"/>
+          <w:szCs w:val="24"/>
+        </w:rPr>
+        <w:t>à</w:t>
+      </w:r>
+      <w:proofErr w:type="gramEnd"/>
+      <w:r>
+        <w:rPr>
+          <w:rFonts w:ascii="Times New Roman" w:hAnsi="Times New Roman" w:cs="Times New Roman"/>
+          <w:b/>
+          <w:i/>
+          <w:color w:val="984806" w:themeColor="accent6" w:themeShade="80"/>
+          <w:sz w:val="24"/>
+          <w:szCs w:val="24"/>
+        </w:rPr>
+        <w:t xml:space="preserve"> compté du décès de l'auteur.</w:t>
       </w:r>
     </w:p>
     <w:p>
@@ -3217,6 +3415,376 @@
     </w:p>
     <w:p>
       <w:pPr>
+        <w:spacing w:after="2" w:line="240" w:lineRule="auto"/>
+        <w:ind w:left="360"/>
+        <w:rPr>
+          <w:rFonts w:ascii="Times New Roman" w:hAnsi="Times New Roman" w:cs="Times New Roman"/>
+          <w:b/>
+          <w:i/>
+          <w:sz w:val="24"/>
+          <w:szCs w:val="24"/>
+        </w:rPr>
+      </w:pPr>
+    </w:p>
+    <w:p>
+      <w:pPr>
+        <w:spacing w:after="2" w:line="240" w:lineRule="auto"/>
+        <w:rPr>
+          <w:rFonts w:ascii="Times New Roman" w:hAnsi="Times New Roman" w:cs="Times New Roman"/>
+          <w:b/>
+          <w:i/>
+          <w:color w:val="984806" w:themeColor="accent6" w:themeShade="80"/>
+          <w:sz w:val="24"/>
+          <w:szCs w:val="24"/>
+        </w:rPr>
+      </w:pPr>
+      <w:r>
+        <w:rPr>
+          <w:rFonts w:ascii="Times New Roman" w:hAnsi="Times New Roman" w:cs="Times New Roman"/>
+          <w:b/>
+          <w:i/>
+          <w:color w:val="984806" w:themeColor="accent6" w:themeShade="80"/>
+          <w:sz w:val="24"/>
+          <w:szCs w:val="24"/>
+        </w:rPr>
+        <w:t>Sont protégés :</w:t>
+      </w:r>
+    </w:p>
+    <w:p>
+      <w:pPr>
+        <w:spacing w:after="2" w:line="240" w:lineRule="auto"/>
+        <w:rPr>
+          <w:rFonts w:ascii="Times New Roman" w:hAnsi="Times New Roman" w:cs="Times New Roman"/>
+          <w:b/>
+          <w:i/>
+          <w:color w:val="984806" w:themeColor="accent6" w:themeShade="80"/>
+          <w:sz w:val="24"/>
+          <w:szCs w:val="24"/>
+        </w:rPr>
+      </w:pPr>
+      <w:r>
+        <w:rPr>
+          <w:rFonts w:ascii="Times New Roman" w:hAnsi="Times New Roman" w:cs="Times New Roman"/>
+          <w:b/>
+          <w:i/>
+          <w:color w:val="984806" w:themeColor="accent6" w:themeShade="80"/>
+          <w:sz w:val="24"/>
+          <w:szCs w:val="24"/>
+        </w:rPr>
+        <w:t>- matériel préparatoire de conception</w:t>
+      </w:r>
+    </w:p>
+    <w:p>
+      <w:pPr>
+        <w:spacing w:after="2" w:line="240" w:lineRule="auto"/>
+        <w:rPr>
+          <w:rFonts w:ascii="Times New Roman" w:hAnsi="Times New Roman" w:cs="Times New Roman"/>
+          <w:b/>
+          <w:i/>
+          <w:color w:val="984806" w:themeColor="accent6" w:themeShade="80"/>
+          <w:sz w:val="24"/>
+          <w:szCs w:val="24"/>
+        </w:rPr>
+      </w:pPr>
+      <w:r>
+        <w:rPr>
+          <w:rFonts w:ascii="Times New Roman" w:hAnsi="Times New Roman" w:cs="Times New Roman"/>
+          <w:b/>
+          <w:i/>
+          <w:color w:val="984806" w:themeColor="accent6" w:themeShade="80"/>
+          <w:sz w:val="24"/>
+          <w:szCs w:val="24"/>
+        </w:rPr>
+        <w:t>- code source / code objet</w:t>
+      </w:r>
+    </w:p>
+    <w:p>
+      <w:pPr>
+        <w:spacing w:after="2" w:line="240" w:lineRule="auto"/>
+        <w:rPr>
+          <w:rFonts w:ascii="Times New Roman" w:hAnsi="Times New Roman" w:cs="Times New Roman"/>
+          <w:b/>
+          <w:i/>
+          <w:color w:val="984806" w:themeColor="accent6" w:themeShade="80"/>
+          <w:sz w:val="24"/>
+          <w:szCs w:val="24"/>
+        </w:rPr>
+      </w:pPr>
+      <w:r>
+        <w:rPr>
+          <w:rFonts w:ascii="Times New Roman" w:hAnsi="Times New Roman" w:cs="Times New Roman"/>
+          <w:b/>
+          <w:i/>
+          <w:color w:val="984806" w:themeColor="accent6" w:themeShade="80"/>
+          <w:sz w:val="24"/>
+          <w:szCs w:val="24"/>
+        </w:rPr>
+        <w:t>- architecture, structure</w:t>
+      </w:r>
+    </w:p>
+    <w:p>
+      <w:pPr>
+        <w:spacing w:after="2" w:line="240" w:lineRule="auto"/>
+        <w:rPr>
+          <w:rFonts w:ascii="Times New Roman" w:hAnsi="Times New Roman" w:cs="Times New Roman"/>
+          <w:b/>
+          <w:i/>
+          <w:color w:val="984806" w:themeColor="accent6" w:themeShade="80"/>
+          <w:sz w:val="24"/>
+          <w:szCs w:val="24"/>
+        </w:rPr>
+      </w:pPr>
+      <w:r>
+        <w:rPr>
+          <w:rFonts w:ascii="Times New Roman" w:hAnsi="Times New Roman" w:cs="Times New Roman"/>
+          <w:b/>
+          <w:i/>
+          <w:color w:val="984806" w:themeColor="accent6" w:themeShade="80"/>
+          <w:sz w:val="24"/>
+          <w:szCs w:val="24"/>
+        </w:rPr>
+        <w:t>- documentation</w:t>
+      </w:r>
+    </w:p>
+    <w:p>
+      <w:pPr>
+        <w:spacing w:after="2" w:line="240" w:lineRule="auto"/>
+        <w:rPr>
+          <w:rFonts w:ascii="Times New Roman" w:hAnsi="Times New Roman" w:cs="Times New Roman"/>
+          <w:b/>
+          <w:i/>
+          <w:color w:val="984806" w:themeColor="accent6" w:themeShade="80"/>
+          <w:sz w:val="24"/>
+          <w:szCs w:val="24"/>
+        </w:rPr>
+      </w:pPr>
+      <w:r>
+        <w:rPr>
+          <w:rFonts w:ascii="Times New Roman" w:hAnsi="Times New Roman" w:cs="Times New Roman"/>
+          <w:b/>
+          <w:i/>
+          <w:color w:val="984806" w:themeColor="accent6" w:themeShade="80"/>
+          <w:sz w:val="24"/>
+          <w:szCs w:val="24"/>
+        </w:rPr>
+        <w:t>- interfaces graphiques</w:t>
+      </w:r>
+    </w:p>
+    <w:p>
+      <w:pPr>
+        <w:spacing w:after="2" w:line="240" w:lineRule="auto"/>
+        <w:rPr>
+          <w:rFonts w:ascii="Times New Roman" w:hAnsi="Times New Roman" w:cs="Times New Roman"/>
+          <w:b/>
+          <w:i/>
+          <w:sz w:val="24"/>
+          <w:szCs w:val="24"/>
+        </w:rPr>
+      </w:pPr>
+    </w:p>
+    <w:p>
+      <w:pPr>
+        <w:spacing w:after="2" w:line="240" w:lineRule="auto"/>
+        <w:rPr>
+          <w:rFonts w:ascii="Times New Roman" w:hAnsi="Times New Roman" w:cs="Times New Roman"/>
+          <w:b/>
+          <w:i/>
+          <w:color w:val="984806" w:themeColor="accent6" w:themeShade="80"/>
+          <w:sz w:val="24"/>
+          <w:szCs w:val="24"/>
+        </w:rPr>
+      </w:pPr>
+      <w:r>
+        <w:rPr>
+          <w:rFonts w:ascii="Times New Roman" w:hAnsi="Times New Roman" w:cs="Times New Roman"/>
+          <w:b/>
+          <w:i/>
+          <w:color w:val="984806" w:themeColor="accent6" w:themeShade="80"/>
+          <w:sz w:val="24"/>
+          <w:szCs w:val="24"/>
+        </w:rPr>
+        <w:t>Certains éléments n</w:t>
+      </w:r>
+      <w:r>
+        <w:rPr>
+          <w:rFonts w:ascii="Times New Roman" w:hAnsi="Times New Roman" w:cs="Times New Roman"/>
+          <w:b/>
+          <w:i/>
+          <w:color w:val="984806" w:themeColor="accent6" w:themeShade="80"/>
+          <w:sz w:val="24"/>
+          <w:szCs w:val="24"/>
+        </w:rPr>
+        <w:t>e sont pas protégés :</w:t>
+      </w:r>
+    </w:p>
+    <w:p>
+      <w:pPr>
+        <w:spacing w:after="2" w:line="240" w:lineRule="auto"/>
+        <w:rPr>
+          <w:rFonts w:ascii="Times New Roman" w:hAnsi="Times New Roman" w:cs="Times New Roman"/>
+          <w:b/>
+          <w:i/>
+          <w:color w:val="984806" w:themeColor="accent6" w:themeShade="80"/>
+          <w:sz w:val="24"/>
+          <w:szCs w:val="24"/>
+        </w:rPr>
+      </w:pPr>
+      <w:r>
+        <w:rPr>
+          <w:rFonts w:ascii="Times New Roman" w:hAnsi="Times New Roman" w:cs="Times New Roman"/>
+          <w:b/>
+          <w:i/>
+          <w:color w:val="984806" w:themeColor="accent6" w:themeShade="80"/>
+          <w:sz w:val="24"/>
+          <w:szCs w:val="24"/>
+        </w:rPr>
+        <w:t xml:space="preserve">- </w:t>
+      </w:r>
+      <w:r>
+        <w:rPr>
+          <w:rFonts w:ascii="Times New Roman" w:hAnsi="Times New Roman" w:cs="Times New Roman"/>
+          <w:b/>
+          <w:i/>
+          <w:color w:val="984806" w:themeColor="accent6" w:themeShade="80"/>
+          <w:sz w:val="24"/>
+          <w:szCs w:val="24"/>
+        </w:rPr>
+        <w:t xml:space="preserve">les </w:t>
+      </w:r>
+      <w:r>
+        <w:rPr>
+          <w:rFonts w:ascii="Times New Roman" w:hAnsi="Times New Roman" w:cs="Times New Roman"/>
+          <w:b/>
+          <w:i/>
+          <w:color w:val="984806" w:themeColor="accent6" w:themeShade="80"/>
+          <w:sz w:val="24"/>
+          <w:szCs w:val="24"/>
+        </w:rPr>
+        <w:t>fonctionnalités</w:t>
+      </w:r>
+    </w:p>
+    <w:p>
+      <w:pPr>
+        <w:spacing w:after="2" w:line="240" w:lineRule="auto"/>
+        <w:rPr>
+          <w:rFonts w:ascii="Times New Roman" w:hAnsi="Times New Roman" w:cs="Times New Roman"/>
+          <w:b/>
+          <w:i/>
+          <w:color w:val="984806" w:themeColor="accent6" w:themeShade="80"/>
+          <w:sz w:val="24"/>
+          <w:szCs w:val="24"/>
+        </w:rPr>
+      </w:pPr>
+      <w:r>
+        <w:rPr>
+          <w:rFonts w:ascii="Times New Roman" w:hAnsi="Times New Roman" w:cs="Times New Roman"/>
+          <w:b/>
+          <w:i/>
+          <w:color w:val="984806" w:themeColor="accent6" w:themeShade="80"/>
+          <w:sz w:val="24"/>
+          <w:szCs w:val="24"/>
+        </w:rPr>
+        <w:t xml:space="preserve">- </w:t>
+      </w:r>
+      <w:r>
+        <w:rPr>
+          <w:rFonts w:ascii="Times New Roman" w:hAnsi="Times New Roman" w:cs="Times New Roman"/>
+          <w:b/>
+          <w:i/>
+          <w:color w:val="984806" w:themeColor="accent6" w:themeShade="80"/>
+          <w:sz w:val="24"/>
+          <w:szCs w:val="24"/>
+        </w:rPr>
+        <w:t xml:space="preserve">les </w:t>
+      </w:r>
+      <w:r>
+        <w:rPr>
+          <w:rFonts w:ascii="Times New Roman" w:hAnsi="Times New Roman" w:cs="Times New Roman"/>
+          <w:b/>
+          <w:i/>
+          <w:color w:val="984806" w:themeColor="accent6" w:themeShade="80"/>
+          <w:sz w:val="24"/>
+          <w:szCs w:val="24"/>
+        </w:rPr>
+        <w:t>algorithmes (considérés comme des mathématiques)</w:t>
+      </w:r>
+    </w:p>
+    <w:p>
+      <w:pPr>
+        <w:spacing w:after="2" w:line="240" w:lineRule="auto"/>
+        <w:rPr>
+          <w:rFonts w:ascii="Times New Roman" w:hAnsi="Times New Roman" w:cs="Times New Roman"/>
+          <w:b/>
+          <w:i/>
+          <w:color w:val="984806" w:themeColor="accent6" w:themeShade="80"/>
+          <w:sz w:val="24"/>
+          <w:szCs w:val="24"/>
+        </w:rPr>
+      </w:pPr>
+      <w:r>
+        <w:rPr>
+          <w:rFonts w:ascii="Times New Roman" w:hAnsi="Times New Roman" w:cs="Times New Roman"/>
+          <w:b/>
+          <w:i/>
+          <w:color w:val="984806" w:themeColor="accent6" w:themeShade="80"/>
+          <w:sz w:val="24"/>
+          <w:szCs w:val="24"/>
+        </w:rPr>
+        <w:t>- le langage de programmation</w:t>
+      </w:r>
+    </w:p>
+    <w:p>
+      <w:pPr>
+        <w:spacing w:after="2" w:line="240" w:lineRule="auto"/>
+        <w:rPr>
+          <w:rFonts w:ascii="Times New Roman" w:hAnsi="Times New Roman" w:cs="Times New Roman"/>
+          <w:b/>
+          <w:i/>
+          <w:color w:val="984806" w:themeColor="accent6" w:themeShade="80"/>
+          <w:sz w:val="24"/>
+          <w:szCs w:val="24"/>
+        </w:rPr>
+      </w:pPr>
+    </w:p>
+    <w:p>
+      <w:pPr>
+        <w:spacing w:after="2" w:line="240" w:lineRule="auto"/>
+        <w:rPr>
+          <w:rFonts w:ascii="Times New Roman" w:hAnsi="Times New Roman" w:cs="Times New Roman"/>
+          <w:b/>
+          <w:i/>
+          <w:color w:val="984806" w:themeColor="accent6" w:themeShade="80"/>
+          <w:sz w:val="24"/>
+          <w:szCs w:val="24"/>
+        </w:rPr>
+      </w:pPr>
+      <w:r>
+        <w:rPr>
+          <w:rFonts w:ascii="Times New Roman" w:hAnsi="Times New Roman" w:cs="Times New Roman"/>
+          <w:b/>
+          <w:i/>
+          <w:color w:val="984806" w:themeColor="accent6" w:themeShade="80"/>
+          <w:sz w:val="24"/>
+          <w:szCs w:val="24"/>
+        </w:rPr>
+        <w:t>Ils sont considérés comme des idées donc non protégeable.</w:t>
+      </w:r>
+    </w:p>
+    <w:p>
+      <w:pPr>
+        <w:spacing w:after="2" w:line="240" w:lineRule="auto"/>
+        <w:ind w:left="360"/>
+        <w:rPr>
+          <w:rFonts w:ascii="Times New Roman" w:hAnsi="Times New Roman" w:cs="Times New Roman"/>
+          <w:b/>
+          <w:i/>
+          <w:sz w:val="24"/>
+          <w:szCs w:val="24"/>
+        </w:rPr>
+      </w:pPr>
+    </w:p>
+    <w:p>
+      <w:pPr>
         <w:pStyle w:val="Paragraphedeliste"/>
         <w:numPr>
           <w:ilvl w:val="0"/>
@@ -3269,6 +3837,43 @@
           <w:rFonts w:ascii="Times New Roman" w:hAnsi="Times New Roman" w:cs="Times New Roman"/>
           <w:b/>
           <w:i/>
+          <w:color w:val="984806" w:themeColor="accent6" w:themeShade="80"/>
+          <w:sz w:val="24"/>
+          <w:szCs w:val="24"/>
+        </w:rPr>
+      </w:pPr>
+    </w:p>
+    <w:p>
+      <w:pPr>
+        <w:spacing w:after="2" w:line="240" w:lineRule="auto"/>
+        <w:rPr>
+          <w:rFonts w:ascii="Times New Roman" w:hAnsi="Times New Roman" w:cs="Times New Roman"/>
+          <w:b/>
+          <w:i/>
+          <w:color w:val="984806" w:themeColor="accent6" w:themeShade="80"/>
+          <w:sz w:val="24"/>
+          <w:szCs w:val="24"/>
+        </w:rPr>
+      </w:pPr>
+      <w:r>
+        <w:rPr>
+          <w:rFonts w:ascii="Times New Roman" w:hAnsi="Times New Roman" w:cs="Times New Roman"/>
+          <w:b/>
+          <w:i/>
+          <w:color w:val="984806" w:themeColor="accent6" w:themeShade="80"/>
+          <w:sz w:val="24"/>
+          <w:szCs w:val="24"/>
+        </w:rPr>
+        <w:t>Non car tout n'est pas protégé.</w:t>
+      </w:r>
+    </w:p>
+    <w:p>
+      <w:pPr>
+        <w:spacing w:after="2" w:line="240" w:lineRule="auto"/>
+        <w:rPr>
+          <w:rFonts w:ascii="Times New Roman" w:hAnsi="Times New Roman" w:cs="Times New Roman"/>
+          <w:b/>
+          <w:i/>
           <w:sz w:val="24"/>
           <w:szCs w:val="24"/>
         </w:rPr>
@@ -3466,6 +4071,7 @@
           <w:szCs w:val="24"/>
           <w:lang w:eastAsia="fr-FR"/>
         </w:rPr>
+        <w:lastRenderedPageBreak/>
         <w:t>Les</w:t>
       </w:r>
       <w:r>
@@ -3589,6 +4195,224 @@
     </w:p>
     <w:p>
       <w:pPr>
+        <w:spacing w:after="2" w:line="240" w:lineRule="auto"/>
+        <w:rPr>
+          <w:rFonts w:ascii="Times New Roman" w:hAnsi="Times New Roman" w:cs="Times New Roman"/>
+          <w:b/>
+          <w:i/>
+          <w:iCs/>
+          <w:color w:val="984806" w:themeColor="accent6" w:themeShade="80"/>
+          <w:sz w:val="24"/>
+          <w:szCs w:val="24"/>
+        </w:rPr>
+      </w:pPr>
+      <w:r>
+        <w:rPr>
+          <w:rFonts w:ascii="Times New Roman" w:hAnsi="Times New Roman" w:cs="Times New Roman"/>
+          <w:b/>
+          <w:i/>
+          <w:iCs/>
+          <w:color w:val="984806" w:themeColor="accent6" w:themeShade="80"/>
+          <w:sz w:val="24"/>
+          <w:szCs w:val="24"/>
+        </w:rPr>
+        <w:t>Les</w:t>
+      </w:r>
+      <w:r>
+        <w:rPr>
+          <w:rFonts w:ascii="Times New Roman" w:hAnsi="Times New Roman" w:cs="Times New Roman"/>
+          <w:b/>
+          <w:i/>
+          <w:iCs/>
+          <w:color w:val="984806" w:themeColor="accent6" w:themeShade="80"/>
+          <w:sz w:val="24"/>
+          <w:szCs w:val="24"/>
+        </w:rPr>
+        <w:t xml:space="preserve"> conditions pour que logiciel soit protégé par le droit d’auteur</w:t>
+      </w:r>
+      <w:r>
+        <w:rPr>
+          <w:rFonts w:ascii="Times New Roman" w:hAnsi="Times New Roman" w:cs="Times New Roman"/>
+          <w:b/>
+          <w:i/>
+          <w:iCs/>
+          <w:color w:val="984806" w:themeColor="accent6" w:themeShade="80"/>
+          <w:sz w:val="24"/>
+          <w:szCs w:val="24"/>
+        </w:rPr>
+        <w:t xml:space="preserve"> sont qu'il</w:t>
+      </w:r>
+      <w:r>
+        <w:rPr>
+          <w:rFonts w:ascii="Times New Roman" w:hAnsi="Times New Roman" w:cs="Times New Roman"/>
+          <w:b/>
+          <w:i/>
+          <w:iCs/>
+          <w:color w:val="984806" w:themeColor="accent6" w:themeShade="80"/>
+          <w:sz w:val="24"/>
+          <w:szCs w:val="24"/>
+        </w:rPr>
+        <w:t xml:space="preserve"> doit être original, c’est‑à‑dire :</w:t>
+      </w:r>
+    </w:p>
+    <w:p>
+      <w:pPr>
+        <w:spacing w:after="2" w:line="240" w:lineRule="auto"/>
+        <w:rPr>
+          <w:rFonts w:ascii="Times New Roman" w:hAnsi="Times New Roman" w:cs="Times New Roman"/>
+          <w:b/>
+          <w:i/>
+          <w:iCs/>
+          <w:color w:val="984806" w:themeColor="accent6" w:themeShade="80"/>
+          <w:sz w:val="24"/>
+          <w:szCs w:val="24"/>
+        </w:rPr>
+      </w:pPr>
+    </w:p>
+    <w:p>
+      <w:pPr>
+        <w:spacing w:after="2" w:line="240" w:lineRule="auto"/>
+        <w:rPr>
+          <w:rFonts w:ascii="Times New Roman" w:hAnsi="Times New Roman" w:cs="Times New Roman"/>
+          <w:b/>
+          <w:i/>
+          <w:iCs/>
+          <w:color w:val="984806" w:themeColor="accent6" w:themeShade="80"/>
+          <w:sz w:val="24"/>
+          <w:szCs w:val="24"/>
+        </w:rPr>
+      </w:pPr>
+      <w:r>
+        <w:rPr>
+          <w:rFonts w:ascii="Times New Roman" w:hAnsi="Times New Roman" w:cs="Times New Roman"/>
+          <w:b/>
+          <w:i/>
+          <w:iCs/>
+          <w:color w:val="984806" w:themeColor="accent6" w:themeShade="80"/>
+          <w:sz w:val="24"/>
+          <w:szCs w:val="24"/>
+        </w:rPr>
+        <w:t xml:space="preserve">- </w:t>
+      </w:r>
+      <w:r>
+        <w:rPr>
+          <w:rFonts w:ascii="Times New Roman" w:hAnsi="Times New Roman" w:cs="Times New Roman"/>
+          <w:b/>
+          <w:i/>
+          <w:iCs/>
+          <w:color w:val="984806" w:themeColor="accent6" w:themeShade="80"/>
+          <w:sz w:val="24"/>
+          <w:szCs w:val="24"/>
+        </w:rPr>
+        <w:t>refléter l’apport intellectuel propre de l’auteur</w:t>
+      </w:r>
+    </w:p>
+    <w:p>
+      <w:pPr>
+        <w:spacing w:after="2" w:line="240" w:lineRule="auto"/>
+        <w:rPr>
+          <w:rFonts w:ascii="Times New Roman" w:hAnsi="Times New Roman" w:cs="Times New Roman"/>
+          <w:b/>
+          <w:i/>
+          <w:iCs/>
+          <w:color w:val="984806" w:themeColor="accent6" w:themeShade="80"/>
+          <w:sz w:val="24"/>
+          <w:szCs w:val="24"/>
+        </w:rPr>
+      </w:pPr>
+      <w:r>
+        <w:rPr>
+          <w:rFonts w:ascii="Times New Roman" w:hAnsi="Times New Roman" w:cs="Times New Roman"/>
+          <w:b/>
+          <w:i/>
+          <w:iCs/>
+          <w:color w:val="984806" w:themeColor="accent6" w:themeShade="80"/>
+          <w:sz w:val="24"/>
+          <w:szCs w:val="24"/>
+        </w:rPr>
+        <w:t xml:space="preserve">- </w:t>
+      </w:r>
+      <w:r>
+        <w:rPr>
+          <w:rFonts w:ascii="Times New Roman" w:hAnsi="Times New Roman" w:cs="Times New Roman"/>
+          <w:b/>
+          <w:i/>
+          <w:iCs/>
+          <w:color w:val="984806" w:themeColor="accent6" w:themeShade="80"/>
+          <w:sz w:val="24"/>
+          <w:szCs w:val="24"/>
+        </w:rPr>
+        <w:t>aller au‑delà d’une simple application automatique</w:t>
+      </w:r>
+    </w:p>
+    <w:p>
+      <w:pPr>
+        <w:spacing w:after="2" w:line="240" w:lineRule="auto"/>
+        <w:rPr>
+          <w:rFonts w:ascii="Times New Roman" w:hAnsi="Times New Roman" w:cs="Times New Roman"/>
+          <w:b/>
+          <w:i/>
+          <w:iCs/>
+          <w:color w:val="984806" w:themeColor="accent6" w:themeShade="80"/>
+          <w:sz w:val="24"/>
+          <w:szCs w:val="24"/>
+        </w:rPr>
+      </w:pPr>
+    </w:p>
+    <w:p>
+      <w:pPr>
+        <w:spacing w:after="2" w:line="240" w:lineRule="auto"/>
+        <w:rPr>
+          <w:rFonts w:ascii="Times New Roman" w:hAnsi="Times New Roman" w:cs="Times New Roman"/>
+          <w:b/>
+          <w:i/>
+          <w:iCs/>
+          <w:color w:val="984806" w:themeColor="accent6" w:themeShade="80"/>
+          <w:sz w:val="24"/>
+          <w:szCs w:val="24"/>
+        </w:rPr>
+      </w:pPr>
+      <w:r>
+        <w:rPr>
+          <w:rFonts w:ascii="Times New Roman" w:hAnsi="Times New Roman" w:cs="Times New Roman"/>
+          <w:b/>
+          <w:i/>
+          <w:iCs/>
+          <w:color w:val="984806" w:themeColor="accent6" w:themeShade="80"/>
+          <w:sz w:val="24"/>
+          <w:szCs w:val="24"/>
+        </w:rPr>
+        <w:t xml:space="preserve">La jurisprudence (arrêt </w:t>
+      </w:r>
+      <w:proofErr w:type="spellStart"/>
+      <w:r>
+        <w:rPr>
+          <w:rFonts w:ascii="Times New Roman" w:hAnsi="Times New Roman" w:cs="Times New Roman"/>
+          <w:b/>
+          <w:i/>
+          <w:iCs/>
+          <w:color w:val="984806" w:themeColor="accent6" w:themeShade="80"/>
+          <w:sz w:val="24"/>
+          <w:szCs w:val="24"/>
+        </w:rPr>
+        <w:t>Pachot</w:t>
+      </w:r>
+      <w:proofErr w:type="spellEnd"/>
+      <w:r>
+        <w:rPr>
+          <w:rFonts w:ascii="Times New Roman" w:hAnsi="Times New Roman" w:cs="Times New Roman"/>
+          <w:b/>
+          <w:i/>
+          <w:iCs/>
+          <w:color w:val="984806" w:themeColor="accent6" w:themeShade="80"/>
+          <w:sz w:val="24"/>
+          <w:szCs w:val="24"/>
+        </w:rPr>
+        <w:t>, 1986) exige un effort personnalisé caractérisant une création propre.</w:t>
+      </w:r>
+    </w:p>
+    <w:p>
+      <w:pPr>
         <w:spacing w:before="100" w:beforeAutospacing="1" w:after="100" w:afterAutospacing="1" w:line="240" w:lineRule="auto"/>
         <w:jc w:val="both"/>
         <w:rPr>
@@ -3626,17 +4450,7 @@
           <w:szCs w:val="24"/>
           <w:lang w:eastAsia="fr-FR"/>
         </w:rPr>
-        <w:t xml:space="preserve">Il n’est pourtant pas fait mention de cette condition dans le code de la propriété intellectuelle et c’est donc la jurisprudence qui a considéré qu’une œuvre de l’esprit ne peut bénéficier de la protection du droit d’auteur que si elle est originale. Pour ce faire, la Cour de cassation a </w:t>
-      </w:r>
-      <w:r>
-        <w:rPr>
-          <w:rFonts w:ascii="Times New Roman" w:eastAsia="Times New Roman" w:hAnsi="Times New Roman" w:cs="Times New Roman"/>
-          <w:sz w:val="24"/>
-          <w:szCs w:val="24"/>
-          <w:lang w:eastAsia="fr-FR"/>
-        </w:rPr>
-        <w:lastRenderedPageBreak/>
-        <w:t>précisé, dans un arrêt rendu le 13 novembre 1973, que l’œuvre doit porter « l’empreinte du talent créateur personnel de son auteur » et, dans un arrêt de 1991, que pour considérer qu’une création est originale, il faut qu’elle reflète « la personnalité de l’auteur » (</w:t>
+        <w:t>Il n’est pourtant pas fait mention de cette condition dans le code de la propriété intellectuelle et c’est donc la jurisprudence qui a considéré qu’une œuvre de l’esprit ne peut bénéficier de la protection du droit d’auteur que si elle est originale. Pour ce faire, la Cour de cassation a précisé, dans un arrêt rendu le 13 novembre 1973, que l’œuvre doit porter « l’empreinte du talent créateur personnel de son auteur » et, dans un arrêt de 1991, que pour considérer qu’une création est originale, il faut qu’elle reflète « la personnalité de l’auteur » (</w:t>
       </w:r>
       <w:hyperlink r:id="rId9" w:history="1">
         <w:r>
@@ -3838,7 +4652,17 @@
           <w:szCs w:val="24"/>
           <w:lang w:eastAsia="fr-FR"/>
         </w:rPr>
-        <w:t xml:space="preserve"> d’un effort créatif portant l’empreinte de sa personnalité ou portait la marque d’un apport intellectuel propre et d’un effort personnalisé de sa part » (</w:t>
+        <w:t xml:space="preserve"> d’un effort créatif portant l’empreinte de sa personnalité ou portait la marque d’un </w:t>
+      </w:r>
+      <w:r>
+        <w:rPr>
+          <w:rFonts w:ascii="Times New Roman" w:eastAsia="Times New Roman" w:hAnsi="Times New Roman" w:cs="Times New Roman"/>
+          <w:sz w:val="24"/>
+          <w:szCs w:val="24"/>
+          <w:lang w:eastAsia="fr-FR"/>
+        </w:rPr>
+        <w:lastRenderedPageBreak/>
+        <w:t>apport intellectuel propre et d’un effort personnalisé de sa part » (</w:t>
       </w:r>
       <w:hyperlink r:id="rId13" w:history="1">
         <w:r>
@@ -4113,7 +4937,6 @@
           <w:szCs w:val="24"/>
           <w:lang w:eastAsia="fr-FR"/>
         </w:rPr>
-        <w:lastRenderedPageBreak/>
         <w:t>L’auteur</w:t>
       </w:r>
       <w:r>
@@ -4340,7 +5163,17 @@
           <w:szCs w:val="24"/>
           <w:lang w:eastAsia="fr-FR"/>
         </w:rPr>
-        <w:t>Le tribunal de grande instance de Paris a considéré que, même si les salariés ont créé un logiciel en dehors de leurs heures de travail, la programmation de ce logiciel faisait partie de leurs attributions au titre de leur contrat de travail et l’article L113-9 du code de la propriété intellectuelle devait donc s’appliquer. Le fait que le logiciel soit présent sur l’ordinateur personnel d’un des salariés n’empêche en rien la dévolution automatique des droits à l’employeur, d’autant plus qu’il est courant dans le milieu informatique que les salariés poursuivent le travail commencé à leur domicile (</w:t>
+        <w:t xml:space="preserve">Le tribunal de grande instance de Paris a considéré que, même si les salariés ont créé un logiciel en dehors de leurs heures de travail, la programmation de ce logiciel faisait partie de leurs attributions au titre de leur contrat de travail et l’article L113-9 du code de la propriété intellectuelle devait donc s’appliquer. Le fait que le logiciel soit présent sur l’ordinateur personnel d’un des salariés n’empêche en rien la dévolution automatique des droits à </w:t>
+      </w:r>
+      <w:r>
+        <w:rPr>
+          <w:rFonts w:ascii="Times New Roman" w:eastAsia="Times New Roman" w:hAnsi="Times New Roman" w:cs="Times New Roman"/>
+          <w:sz w:val="24"/>
+          <w:szCs w:val="24"/>
+          <w:lang w:eastAsia="fr-FR"/>
+        </w:rPr>
+        <w:lastRenderedPageBreak/>
+        <w:t>l’employeur, d’autant plus qu’il est courant dans le milieu informatique que les salariés poursuivent le travail commencé à leur domicile (</w:t>
       </w:r>
       <w:hyperlink r:id="rId16" w:history="1">
         <w:r>
@@ -5139,7 +5972,6 @@
           <w:szCs w:val="24"/>
           <w:lang w:eastAsia="fr-FR"/>
         </w:rPr>
-        <w:lastRenderedPageBreak/>
         <w:t>D’un point de vue juridique, il s’agit d’un logiciel pour lequel l’auteur entend partager son monopole afin de favoriser sa diffusion et sa réutilisation par d’autres. À cette fin, une licence libre ou open source accompagne le logiciel afin d’assurer aux détenteurs d’une copie du logiciel les droits de le copier, l’utiliser, le modifier et le distribuer.</w:t>
       </w:r>
     </w:p>
@@ -5323,6 +6155,7 @@
           <w:szCs w:val="24"/>
           <w:lang w:eastAsia="fr-FR"/>
         </w:rPr>
+        <w:lastRenderedPageBreak/>
         <w:t>Ce sont les termes de la licence d’un logiciel et les prérogatives qu’elle accorde aux utilisateurs qui le rendent « libre » ou « propriétaire ». Le logiciel libre n’est donc pas un logiciel sans licence et le titulaire des droits d’auteur sur celui-ci reste libre de fixer les termes de la licence comme il l’entend. En revanche, l’utilisateur d’un logiciel libre n’est pas libre de l’utiliser comme il l’entend puisqu’il est lié par les termes de la licence qu’il doit respecter.</w:t>
       </w:r>
     </w:p>
@@ -6153,6 +6986,118 @@
     </w:lvl>
   </w:abstractNum>
   <w:abstractNum w:abstractNumId="5" w15:restartNumberingAfterBreak="0">
+    <w:nsid w:val="43E2777F"/>
+    <w:multiLevelType w:val="hybridMultilevel"/>
+    <w:tmpl w:val="4CA494A8"/>
+    <w:lvl w:ilvl="0" w:tplc="8CA04A5E">
+      <w:numFmt w:val="bullet"/>
+      <w:lvlText w:val="-"/>
+      <w:lvlJc w:val="left"/>
+      <w:pPr>
+        <w:ind w:left="720" w:hanging="360"/>
+      </w:pPr>
+      <w:rPr>
+        <w:rFonts w:ascii="Times New Roman" w:eastAsiaTheme="minorHAnsi" w:hAnsi="Times New Roman" w:cs="Times New Roman" w:hint="default"/>
+      </w:rPr>
+    </w:lvl>
+    <w:lvl w:ilvl="1" w:tplc="040C0003" w:tentative="1">
+      <w:start w:val="1"/>
+      <w:numFmt w:val="bullet"/>
+      <w:lvlText w:val="o"/>
+      <w:lvlJc w:val="left"/>
+      <w:pPr>
+        <w:ind w:left="1440" w:hanging="360"/>
+      </w:pPr>
+      <w:rPr>
+        <w:rFonts w:ascii="Courier New" w:hAnsi="Courier New" w:cs="Courier New" w:hint="default"/>
+      </w:rPr>
+    </w:lvl>
+    <w:lvl w:ilvl="2" w:tplc="040C0005" w:tentative="1">
+      <w:start w:val="1"/>
+      <w:numFmt w:val="bullet"/>
+      <w:lvlText w:val=""/>
+      <w:lvlJc w:val="left"/>
+      <w:pPr>
+        <w:ind w:left="2160" w:hanging="360"/>
+      </w:pPr>
+      <w:rPr>
+        <w:rFonts w:ascii="Wingdings" w:hAnsi="Wingdings" w:hint="default"/>
+      </w:rPr>
+    </w:lvl>
+    <w:lvl w:ilvl="3" w:tplc="040C0001" w:tentative="1">
+      <w:start w:val="1"/>
+      <w:numFmt w:val="bullet"/>
+      <w:lvlText w:val=""/>
+      <w:lvlJc w:val="left"/>
+      <w:pPr>
+        <w:ind w:left="2880" w:hanging="360"/>
+      </w:pPr>
+      <w:rPr>
+        <w:rFonts w:ascii="Symbol" w:hAnsi="Symbol" w:hint="default"/>
+      </w:rPr>
+    </w:lvl>
+    <w:lvl w:ilvl="4" w:tplc="040C0003" w:tentative="1">
+      <w:start w:val="1"/>
+      <w:numFmt w:val="bullet"/>
+      <w:lvlText w:val="o"/>
+      <w:lvlJc w:val="left"/>
+      <w:pPr>
+        <w:ind w:left="3600" w:hanging="360"/>
+      </w:pPr>
+      <w:rPr>
+        <w:rFonts w:ascii="Courier New" w:hAnsi="Courier New" w:cs="Courier New" w:hint="default"/>
+      </w:rPr>
+    </w:lvl>
+    <w:lvl w:ilvl="5" w:tplc="040C0005" w:tentative="1">
+      <w:start w:val="1"/>
+      <w:numFmt w:val="bullet"/>
+      <w:lvlText w:val=""/>
+      <w:lvlJc w:val="left"/>
+      <w:pPr>
+        <w:ind w:left="4320" w:hanging="360"/>
+      </w:pPr>
+      <w:rPr>
+        <w:rFonts w:ascii="Wingdings" w:hAnsi="Wingdings" w:hint="default"/>
+      </w:rPr>
+    </w:lvl>
+    <w:lvl w:ilvl="6" w:tplc="040C0001" w:tentative="1">
+      <w:start w:val="1"/>
+      <w:numFmt w:val="bullet"/>
+      <w:lvlText w:val=""/>
+      <w:lvlJc w:val="left"/>
+      <w:pPr>
+        <w:ind w:left="5040" w:hanging="360"/>
+      </w:pPr>
+      <w:rPr>
+        <w:rFonts w:ascii="Symbol" w:hAnsi="Symbol" w:hint="default"/>
+      </w:rPr>
+    </w:lvl>
+    <w:lvl w:ilvl="7" w:tplc="040C0003" w:tentative="1">
+      <w:start w:val="1"/>
+      <w:numFmt w:val="bullet"/>
+      <w:lvlText w:val="o"/>
+      <w:lvlJc w:val="left"/>
+      <w:pPr>
+        <w:ind w:left="5760" w:hanging="360"/>
+      </w:pPr>
+      <w:rPr>
+        <w:rFonts w:ascii="Courier New" w:hAnsi="Courier New" w:cs="Courier New" w:hint="default"/>
+      </w:rPr>
+    </w:lvl>
+    <w:lvl w:ilvl="8" w:tplc="040C0005" w:tentative="1">
+      <w:start w:val="1"/>
+      <w:numFmt w:val="bullet"/>
+      <w:lvlText w:val=""/>
+      <w:lvlJc w:val="left"/>
+      <w:pPr>
+        <w:ind w:left="6480" w:hanging="360"/>
+      </w:pPr>
+      <w:rPr>
+        <w:rFonts w:ascii="Wingdings" w:hAnsi="Wingdings" w:hint="default"/>
+      </w:rPr>
+    </w:lvl>
+  </w:abstractNum>
+  <w:abstractNum w:abstractNumId="6" w15:restartNumberingAfterBreak="0">
     <w:nsid w:val="5F7F54C0"/>
     <w:multiLevelType w:val="hybridMultilevel"/>
     <w:tmpl w:val="3904C716"/>
@@ -6265,7 +7210,7 @@
       </w:rPr>
     </w:lvl>
   </w:abstractNum>
-  <w:abstractNum w:abstractNumId="6" w15:restartNumberingAfterBreak="0">
+  <w:abstractNum w:abstractNumId="7" w15:restartNumberingAfterBreak="0">
     <w:nsid w:val="69F9395F"/>
     <w:multiLevelType w:val="multilevel"/>
     <w:tmpl w:val="648A7404"/>
@@ -6414,7 +7359,7 @@
       </w:rPr>
     </w:lvl>
   </w:abstractNum>
-  <w:abstractNum w:abstractNumId="7" w15:restartNumberingAfterBreak="0">
+  <w:abstractNum w:abstractNumId="8" w15:restartNumberingAfterBreak="0">
     <w:nsid w:val="7FB521AF"/>
     <w:multiLevelType w:val="multilevel"/>
     <w:tmpl w:val="ED22CD84"/>
@@ -6564,10 +7509,10 @@
     </w:lvl>
   </w:abstractNum>
   <w:num w:numId="1" w16cid:durableId="500193547">
-    <w:abstractNumId w:val="5"/>
+    <w:abstractNumId w:val="6"/>
   </w:num>
   <w:num w:numId="2" w16cid:durableId="191922170">
-    <w:abstractNumId w:val="6"/>
+    <w:abstractNumId w:val="7"/>
   </w:num>
   <w:num w:numId="3" w16cid:durableId="87968692">
     <w:abstractNumId w:val="3"/>
@@ -6579,13 +7524,16 @@
     <w:abstractNumId w:val="0"/>
   </w:num>
   <w:num w:numId="6" w16cid:durableId="432865707">
-    <w:abstractNumId w:val="7"/>
+    <w:abstractNumId w:val="8"/>
   </w:num>
   <w:num w:numId="7" w16cid:durableId="2108040684">
     <w:abstractNumId w:val="4"/>
   </w:num>
   <w:num w:numId="8" w16cid:durableId="499927606">
     <w:abstractNumId w:val="2"/>
+  </w:num>
+  <w:num w:numId="9" w16cid:durableId="1806660824">
+    <w:abstractNumId w:val="5"/>
   </w:num>
 </w:numbering>
 </file>

--- a/CEJM/BTS SIO 1/TD 5 logiciels.docx
+++ b/CEJM/BTS SIO 1/TD 5 logiciels.docx
@@ -4216,7 +4216,7 @@
           <w:sz w:val="24"/>
           <w:szCs w:val="24"/>
         </w:rPr>
-        <w:t>Les</w:t>
+        <w:t>L</w:t>
       </w:r>
       <w:r>
         <w:rPr>
@@ -4228,7 +4228,7 @@
           <w:sz w:val="24"/>
           <w:szCs w:val="24"/>
         </w:rPr>
-        <w:t xml:space="preserve"> conditions pour que logiciel soit protégé par le droit d’auteur</w:t>
+        <w:t>a</w:t>
       </w:r>
       <w:r>
         <w:rPr>
@@ -4240,7 +4240,7 @@
           <w:sz w:val="24"/>
           <w:szCs w:val="24"/>
         </w:rPr>
-        <w:t xml:space="preserve"> sont qu'il</w:t>
+        <w:t xml:space="preserve"> condition pour que logiciel soit protégé par le droit d’auteur</w:t>
       </w:r>
       <w:r>
         <w:rPr>
@@ -4252,6 +4252,42 @@
           <w:sz w:val="24"/>
           <w:szCs w:val="24"/>
         </w:rPr>
+        <w:t xml:space="preserve"> </w:t>
+      </w:r>
+      <w:r>
+        <w:rPr>
+          <w:rFonts w:ascii="Times New Roman" w:hAnsi="Times New Roman" w:cs="Times New Roman"/>
+          <w:b/>
+          <w:i/>
+          <w:iCs/>
+          <w:color w:val="984806" w:themeColor="accent6" w:themeShade="80"/>
+          <w:sz w:val="24"/>
+          <w:szCs w:val="24"/>
+        </w:rPr>
+        <w:t>est</w:t>
+      </w:r>
+      <w:r>
+        <w:rPr>
+          <w:rFonts w:ascii="Times New Roman" w:hAnsi="Times New Roman" w:cs="Times New Roman"/>
+          <w:b/>
+          <w:i/>
+          <w:iCs/>
+          <w:color w:val="984806" w:themeColor="accent6" w:themeShade="80"/>
+          <w:sz w:val="24"/>
+          <w:szCs w:val="24"/>
+        </w:rPr>
+        <w:t xml:space="preserve"> qu'il</w:t>
+      </w:r>
+      <w:r>
+        <w:rPr>
+          <w:rFonts w:ascii="Times New Roman" w:hAnsi="Times New Roman" w:cs="Times New Roman"/>
+          <w:b/>
+          <w:i/>
+          <w:iCs/>
+          <w:color w:val="984806" w:themeColor="accent6" w:themeShade="80"/>
+          <w:sz w:val="24"/>
+          <w:szCs w:val="24"/>
+        </w:rPr>
         <w:t xml:space="preserve"> doit être original, c’est‑à‑dire :</w:t>
       </w:r>
     </w:p>
@@ -4382,33 +4418,7 @@
           <w:sz w:val="24"/>
           <w:szCs w:val="24"/>
         </w:rPr>
-        <w:t xml:space="preserve">La jurisprudence (arrêt </w:t>
-      </w:r>
-      <w:proofErr w:type="spellStart"/>
-      <w:r>
-        <w:rPr>
-          <w:rFonts w:ascii="Times New Roman" w:hAnsi="Times New Roman" w:cs="Times New Roman"/>
-          <w:b/>
-          <w:i/>
-          <w:iCs/>
-          <w:color w:val="984806" w:themeColor="accent6" w:themeShade="80"/>
-          <w:sz w:val="24"/>
-          <w:szCs w:val="24"/>
-        </w:rPr>
-        <w:t>Pachot</w:t>
-      </w:r>
-      <w:proofErr w:type="spellEnd"/>
-      <w:r>
-        <w:rPr>
-          <w:rFonts w:ascii="Times New Roman" w:hAnsi="Times New Roman" w:cs="Times New Roman"/>
-          <w:b/>
-          <w:i/>
-          <w:iCs/>
-          <w:color w:val="984806" w:themeColor="accent6" w:themeShade="80"/>
-          <w:sz w:val="24"/>
-          <w:szCs w:val="24"/>
-        </w:rPr>
-        <w:t>, 1986) exige un effort personnalisé caractérisant une création propre.</w:t>
+        <w:t>Il est recommandé de procédé à un dépôt de logiciel auprès de l'APP (agence pour la protection des programmes) qui est un organisme européen spécialisé dans la protection des œuvres numériques. Le dépôt constitut un moyen de preuve d'être propriétaire du logiciel.</w:t>
       </w:r>
     </w:p>
     <w:p>
@@ -4634,6 +4644,7 @@
           <w:szCs w:val="24"/>
           <w:lang w:eastAsia="fr-FR"/>
         </w:rPr>
+        <w:lastRenderedPageBreak/>
         <w:t xml:space="preserve">En 2012, elle a jugé qu’un logiciel est original si son auteur prouve « en quoi les choix opérés </w:t>
       </w:r>
       <w:r>
@@ -4652,17 +4663,7 @@
           <w:szCs w:val="24"/>
           <w:lang w:eastAsia="fr-FR"/>
         </w:rPr>
-        <w:t xml:space="preserve"> d’un effort créatif portant l’empreinte de sa personnalité ou portait la marque d’un </w:t>
-      </w:r>
-      <w:r>
-        <w:rPr>
-          <w:rFonts w:ascii="Times New Roman" w:eastAsia="Times New Roman" w:hAnsi="Times New Roman" w:cs="Times New Roman"/>
-          <w:sz w:val="24"/>
-          <w:szCs w:val="24"/>
-          <w:lang w:eastAsia="fr-FR"/>
-        </w:rPr>
-        <w:lastRenderedPageBreak/>
-        <w:t>apport intellectuel propre et d’un effort personnalisé de sa part » (</w:t>
+        <w:t xml:space="preserve"> d’un effort créatif portant l’empreinte de sa personnalité ou portait la marque d’un apport intellectuel propre et d’un effort personnalisé de sa part » (</w:t>
       </w:r>
       <w:hyperlink r:id="rId13" w:history="1">
         <w:r>
@@ -4875,6 +4876,326 @@
     </w:p>
     <w:p>
       <w:pPr>
+        <w:spacing w:after="2" w:line="240" w:lineRule="auto"/>
+        <w:rPr>
+          <w:rFonts w:ascii="Times New Roman" w:hAnsi="Times New Roman" w:cs="Times New Roman"/>
+          <w:b/>
+          <w:i/>
+          <w:iCs/>
+          <w:color w:val="984806" w:themeColor="accent6" w:themeShade="80"/>
+          <w:sz w:val="24"/>
+          <w:szCs w:val="24"/>
+        </w:rPr>
+      </w:pPr>
+      <w:r>
+        <w:rPr>
+          <w:rFonts w:ascii="Times New Roman" w:hAnsi="Times New Roman" w:cs="Times New Roman"/>
+          <w:b/>
+          <w:i/>
+          <w:iCs/>
+          <w:color w:val="984806" w:themeColor="accent6" w:themeShade="80"/>
+          <w:sz w:val="24"/>
+          <w:szCs w:val="24"/>
+        </w:rPr>
+        <w:t>Par défaut</w:t>
+      </w:r>
+      <w:r>
+        <w:rPr>
+          <w:rFonts w:ascii="Times New Roman" w:hAnsi="Times New Roman" w:cs="Times New Roman"/>
+          <w:b/>
+          <w:i/>
+          <w:iCs/>
+          <w:color w:val="984806" w:themeColor="accent6" w:themeShade="80"/>
+          <w:sz w:val="24"/>
+          <w:szCs w:val="24"/>
+        </w:rPr>
+        <w:t>,</w:t>
+      </w:r>
+      <w:r>
+        <w:rPr>
+          <w:rFonts w:ascii="Times New Roman" w:hAnsi="Times New Roman" w:cs="Times New Roman"/>
+          <w:b/>
+          <w:i/>
+          <w:iCs/>
+          <w:color w:val="984806" w:themeColor="accent6" w:themeShade="80"/>
+          <w:sz w:val="24"/>
+          <w:szCs w:val="24"/>
+        </w:rPr>
+        <w:t xml:space="preserve"> </w:t>
+      </w:r>
+      <w:r>
+        <w:rPr>
+          <w:rFonts w:ascii="Times New Roman" w:hAnsi="Times New Roman" w:cs="Times New Roman"/>
+          <w:b/>
+          <w:i/>
+          <w:iCs/>
+          <w:color w:val="984806" w:themeColor="accent6" w:themeShade="80"/>
+          <w:sz w:val="24"/>
+          <w:szCs w:val="24"/>
+        </w:rPr>
+        <w:t>le titulaire des droits d'auteur sur un logiciel</w:t>
+      </w:r>
+      <w:r>
+        <w:rPr>
+          <w:rFonts w:ascii="Times New Roman" w:hAnsi="Times New Roman" w:cs="Times New Roman"/>
+          <w:b/>
+          <w:i/>
+          <w:iCs/>
+          <w:color w:val="984806" w:themeColor="accent6" w:themeShade="80"/>
+          <w:sz w:val="24"/>
+          <w:szCs w:val="24"/>
+        </w:rPr>
+        <w:t xml:space="preserve"> est celui sous le nom duquel l’œuvre est divulguée.</w:t>
+      </w:r>
+    </w:p>
+    <w:p>
+      <w:pPr>
+        <w:spacing w:after="2" w:line="240" w:lineRule="auto"/>
+        <w:rPr>
+          <w:rFonts w:ascii="Times New Roman" w:hAnsi="Times New Roman" w:cs="Times New Roman"/>
+          <w:b/>
+          <w:i/>
+          <w:iCs/>
+          <w:color w:val="984806" w:themeColor="accent6" w:themeShade="80"/>
+          <w:sz w:val="24"/>
+          <w:szCs w:val="24"/>
+        </w:rPr>
+      </w:pPr>
+    </w:p>
+    <w:p>
+      <w:pPr>
+        <w:spacing w:after="2" w:line="240" w:lineRule="auto"/>
+        <w:rPr>
+          <w:rFonts w:ascii="Times New Roman" w:hAnsi="Times New Roman" w:cs="Times New Roman"/>
+          <w:b/>
+          <w:i/>
+          <w:iCs/>
+          <w:color w:val="984806" w:themeColor="accent6" w:themeShade="80"/>
+          <w:sz w:val="24"/>
+          <w:szCs w:val="24"/>
+        </w:rPr>
+      </w:pPr>
+      <w:r>
+        <w:rPr>
+          <w:rFonts w:ascii="Times New Roman" w:hAnsi="Times New Roman" w:cs="Times New Roman"/>
+          <w:b/>
+          <w:i/>
+          <w:iCs/>
+          <w:color w:val="984806" w:themeColor="accent6" w:themeShade="80"/>
+          <w:sz w:val="24"/>
+          <w:szCs w:val="24"/>
+        </w:rPr>
+        <w:t>Cas particulier :</w:t>
+      </w:r>
+    </w:p>
+    <w:p>
+      <w:pPr>
+        <w:spacing w:after="2" w:line="240" w:lineRule="auto"/>
+        <w:rPr>
+          <w:rFonts w:ascii="Times New Roman" w:hAnsi="Times New Roman" w:cs="Times New Roman"/>
+          <w:b/>
+          <w:i/>
+          <w:iCs/>
+          <w:color w:val="984806" w:themeColor="accent6" w:themeShade="80"/>
+          <w:sz w:val="24"/>
+          <w:szCs w:val="24"/>
+        </w:rPr>
+      </w:pPr>
+      <w:r>
+        <w:rPr>
+          <w:rFonts w:ascii="Times New Roman" w:hAnsi="Times New Roman" w:cs="Times New Roman"/>
+          <w:b/>
+          <w:i/>
+          <w:iCs/>
+          <w:color w:val="984806" w:themeColor="accent6" w:themeShade="80"/>
+          <w:sz w:val="24"/>
+          <w:szCs w:val="24"/>
+        </w:rPr>
+        <w:t>Pour un salarié, les droits patrimoniaux reviennent automatiquement à l’employeur pour les logiciels créés dans le cadre du travail.</w:t>
+      </w:r>
+    </w:p>
+    <w:p>
+      <w:pPr>
+        <w:spacing w:after="2" w:line="240" w:lineRule="auto"/>
+        <w:rPr>
+          <w:rFonts w:ascii="Times New Roman" w:hAnsi="Times New Roman" w:cs="Times New Roman"/>
+          <w:b/>
+          <w:i/>
+          <w:iCs/>
+          <w:color w:val="984806" w:themeColor="accent6" w:themeShade="80"/>
+          <w:sz w:val="24"/>
+          <w:szCs w:val="24"/>
+        </w:rPr>
+      </w:pPr>
+    </w:p>
+    <w:p>
+      <w:pPr>
+        <w:spacing w:after="2" w:line="240" w:lineRule="auto"/>
+        <w:rPr>
+          <w:rFonts w:ascii="Times New Roman" w:hAnsi="Times New Roman" w:cs="Times New Roman"/>
+          <w:b/>
+          <w:i/>
+          <w:iCs/>
+          <w:color w:val="984806" w:themeColor="accent6" w:themeShade="80"/>
+          <w:sz w:val="24"/>
+          <w:szCs w:val="24"/>
+        </w:rPr>
+      </w:pPr>
+      <w:r>
+        <w:rPr>
+          <w:rFonts w:ascii="Times New Roman" w:hAnsi="Times New Roman" w:cs="Times New Roman"/>
+          <w:b/>
+          <w:i/>
+          <w:iCs/>
+          <w:color w:val="984806" w:themeColor="accent6" w:themeShade="80"/>
+          <w:sz w:val="24"/>
+          <w:szCs w:val="24"/>
+        </w:rPr>
+        <w:t>Exceptions :</w:t>
+      </w:r>
+    </w:p>
+    <w:p>
+      <w:pPr>
+        <w:spacing w:after="2" w:line="240" w:lineRule="auto"/>
+        <w:rPr>
+          <w:rFonts w:ascii="Times New Roman" w:hAnsi="Times New Roman" w:cs="Times New Roman"/>
+          <w:b/>
+          <w:i/>
+          <w:iCs/>
+          <w:color w:val="984806" w:themeColor="accent6" w:themeShade="80"/>
+          <w:sz w:val="24"/>
+          <w:szCs w:val="24"/>
+        </w:rPr>
+      </w:pPr>
+      <w:r>
+        <w:rPr>
+          <w:rFonts w:ascii="Times New Roman" w:hAnsi="Times New Roman" w:cs="Times New Roman"/>
+          <w:b/>
+          <w:i/>
+          <w:iCs/>
+          <w:color w:val="984806" w:themeColor="accent6" w:themeShade="80"/>
+          <w:sz w:val="24"/>
+          <w:szCs w:val="24"/>
+        </w:rPr>
+        <w:t>-</w:t>
+      </w:r>
+      <w:r>
+        <w:rPr>
+          <w:rFonts w:ascii="Times New Roman" w:hAnsi="Times New Roman" w:cs="Times New Roman"/>
+          <w:b/>
+          <w:i/>
+          <w:iCs/>
+          <w:color w:val="984806" w:themeColor="accent6" w:themeShade="80"/>
+          <w:sz w:val="24"/>
+          <w:szCs w:val="24"/>
+        </w:rPr>
+        <w:t xml:space="preserve"> </w:t>
+      </w:r>
+      <w:r>
+        <w:rPr>
+          <w:rFonts w:ascii="Times New Roman" w:hAnsi="Times New Roman" w:cs="Times New Roman"/>
+          <w:b/>
+          <w:i/>
+          <w:iCs/>
+          <w:color w:val="984806" w:themeColor="accent6" w:themeShade="80"/>
+          <w:sz w:val="24"/>
+          <w:szCs w:val="24"/>
+        </w:rPr>
+        <w:t>stagiaires</w:t>
+      </w:r>
+    </w:p>
+    <w:p>
+      <w:pPr>
+        <w:spacing w:after="2" w:line="240" w:lineRule="auto"/>
+        <w:rPr>
+          <w:rFonts w:ascii="Times New Roman" w:hAnsi="Times New Roman" w:cs="Times New Roman"/>
+          <w:b/>
+          <w:i/>
+          <w:iCs/>
+          <w:color w:val="984806" w:themeColor="accent6" w:themeShade="80"/>
+          <w:sz w:val="24"/>
+          <w:szCs w:val="24"/>
+        </w:rPr>
+      </w:pPr>
+      <w:r>
+        <w:rPr>
+          <w:rFonts w:ascii="Times New Roman" w:hAnsi="Times New Roman" w:cs="Times New Roman"/>
+          <w:b/>
+          <w:i/>
+          <w:iCs/>
+          <w:color w:val="984806" w:themeColor="accent6" w:themeShade="80"/>
+          <w:sz w:val="24"/>
+          <w:szCs w:val="24"/>
+        </w:rPr>
+        <w:t xml:space="preserve">- </w:t>
+      </w:r>
+      <w:r>
+        <w:rPr>
+          <w:rFonts w:ascii="Times New Roman" w:hAnsi="Times New Roman" w:cs="Times New Roman"/>
+          <w:b/>
+          <w:i/>
+          <w:iCs/>
+          <w:color w:val="984806" w:themeColor="accent6" w:themeShade="80"/>
+          <w:sz w:val="24"/>
+          <w:szCs w:val="24"/>
+        </w:rPr>
+        <w:t>prestataire informatique</w:t>
+      </w:r>
+    </w:p>
+    <w:p>
+      <w:pPr>
+        <w:spacing w:after="2" w:line="240" w:lineRule="auto"/>
+        <w:rPr>
+          <w:rFonts w:ascii="Times New Roman" w:hAnsi="Times New Roman" w:cs="Times New Roman"/>
+          <w:b/>
+          <w:i/>
+          <w:iCs/>
+          <w:color w:val="984806" w:themeColor="accent6" w:themeShade="80"/>
+          <w:sz w:val="24"/>
+          <w:szCs w:val="24"/>
+        </w:rPr>
+      </w:pPr>
+      <w:r>
+        <w:rPr>
+          <w:rFonts w:ascii="Times New Roman" w:hAnsi="Times New Roman" w:cs="Times New Roman"/>
+          <w:b/>
+          <w:i/>
+          <w:iCs/>
+          <w:color w:val="984806" w:themeColor="accent6" w:themeShade="80"/>
+          <w:sz w:val="24"/>
+          <w:szCs w:val="24"/>
+        </w:rPr>
+        <w:t>→ Ils conservent leurs droits d’auteur.</w:t>
+      </w:r>
+    </w:p>
+    <w:p>
+      <w:pPr>
+        <w:spacing w:after="2" w:line="240" w:lineRule="auto"/>
+        <w:rPr>
+          <w:rFonts w:ascii="Times New Roman" w:hAnsi="Times New Roman" w:cs="Times New Roman"/>
+          <w:b/>
+          <w:i/>
+          <w:iCs/>
+          <w:color w:val="984806" w:themeColor="accent6" w:themeShade="80"/>
+          <w:sz w:val="24"/>
+          <w:szCs w:val="24"/>
+        </w:rPr>
+      </w:pPr>
+      <w:r>
+        <w:rPr>
+          <w:rFonts w:ascii="Times New Roman" w:hAnsi="Times New Roman" w:cs="Times New Roman"/>
+          <w:b/>
+          <w:i/>
+          <w:iCs/>
+          <w:color w:val="984806" w:themeColor="accent6" w:themeShade="80"/>
+          <w:sz w:val="24"/>
+          <w:szCs w:val="24"/>
+        </w:rPr>
+        <w:t>Il est possible de céder ou vendre son droit d'auteur grâce à un contrat de cession.</w:t>
+      </w:r>
+    </w:p>
+    <w:p>
+      <w:pPr>
         <w:spacing w:before="100" w:beforeAutospacing="1" w:after="100" w:afterAutospacing="1" w:line="240" w:lineRule="auto"/>
         <w:jc w:val="both"/>
         <w:rPr>
@@ -5040,6 +5361,7 @@
           <w:szCs w:val="24"/>
           <w:lang w:eastAsia="fr-FR"/>
         </w:rPr>
+        <w:lastRenderedPageBreak/>
         <w:t>Pour que les droits patrimoniaux puissent être dévolus à l’employeur, il convient :</w:t>
       </w:r>
     </w:p>
@@ -5163,17 +5485,7 @@
           <w:szCs w:val="24"/>
           <w:lang w:eastAsia="fr-FR"/>
         </w:rPr>
-        <w:t xml:space="preserve">Le tribunal de grande instance de Paris a considéré que, même si les salariés ont créé un logiciel en dehors de leurs heures de travail, la programmation de ce logiciel faisait partie de leurs attributions au titre de leur contrat de travail et l’article L113-9 du code de la propriété intellectuelle devait donc s’appliquer. Le fait que le logiciel soit présent sur l’ordinateur personnel d’un des salariés n’empêche en rien la dévolution automatique des droits à </w:t>
-      </w:r>
-      <w:r>
-        <w:rPr>
-          <w:rFonts w:ascii="Times New Roman" w:eastAsia="Times New Roman" w:hAnsi="Times New Roman" w:cs="Times New Roman"/>
-          <w:sz w:val="24"/>
-          <w:szCs w:val="24"/>
-          <w:lang w:eastAsia="fr-FR"/>
-        </w:rPr>
-        <w:lastRenderedPageBreak/>
-        <w:t>l’employeur, d’autant plus qu’il est courant dans le milieu informatique que les salariés poursuivent le travail commencé à leur domicile (</w:t>
+        <w:t>Le tribunal de grande instance de Paris a considéré que, même si les salariés ont créé un logiciel en dehors de leurs heures de travail, la programmation de ce logiciel faisait partie de leurs attributions au titre de leur contrat de travail et l’article L113-9 du code de la propriété intellectuelle devait donc s’appliquer. Le fait que le logiciel soit présent sur l’ordinateur personnel d’un des salariés n’empêche en rien la dévolution automatique des droits à l’employeur, d’autant plus qu’il est courant dans le milieu informatique que les salariés poursuivent le travail commencé à leur domicile (</w:t>
       </w:r>
       <w:hyperlink r:id="rId16" w:history="1">
         <w:r>
@@ -5468,6 +5780,273 @@
     </w:p>
     <w:p>
       <w:pPr>
+        <w:spacing w:after="2" w:line="240" w:lineRule="auto"/>
+        <w:rPr>
+          <w:rFonts w:ascii="Times New Roman" w:hAnsi="Times New Roman" w:cs="Times New Roman"/>
+          <w:b/>
+          <w:i/>
+          <w:iCs/>
+          <w:color w:val="984806" w:themeColor="accent6" w:themeShade="80"/>
+          <w:sz w:val="24"/>
+          <w:szCs w:val="24"/>
+        </w:rPr>
+      </w:pPr>
+      <w:r>
+        <w:rPr>
+          <w:rFonts w:ascii="Times New Roman" w:hAnsi="Times New Roman" w:cs="Times New Roman"/>
+          <w:b/>
+          <w:i/>
+          <w:iCs/>
+          <w:color w:val="984806" w:themeColor="accent6" w:themeShade="80"/>
+          <w:sz w:val="24"/>
+          <w:szCs w:val="24"/>
+        </w:rPr>
+        <w:t>L’auteur possède un droit exclusif sur :</w:t>
+      </w:r>
+    </w:p>
+    <w:p>
+      <w:pPr>
+        <w:spacing w:after="2" w:line="240" w:lineRule="auto"/>
+        <w:rPr>
+          <w:rFonts w:ascii="Times New Roman" w:hAnsi="Times New Roman" w:cs="Times New Roman"/>
+          <w:b/>
+          <w:i/>
+          <w:iCs/>
+          <w:color w:val="984806" w:themeColor="accent6" w:themeShade="80"/>
+          <w:sz w:val="24"/>
+          <w:szCs w:val="24"/>
+        </w:rPr>
+      </w:pPr>
+      <w:r>
+        <w:rPr>
+          <w:rFonts w:ascii="Times New Roman" w:hAnsi="Times New Roman" w:cs="Times New Roman"/>
+          <w:b/>
+          <w:i/>
+          <w:iCs/>
+          <w:color w:val="984806" w:themeColor="accent6" w:themeShade="80"/>
+          <w:sz w:val="24"/>
+          <w:szCs w:val="24"/>
+        </w:rPr>
+        <w:t>-</w:t>
+      </w:r>
+      <w:r>
+        <w:rPr>
+          <w:rFonts w:ascii="Times New Roman" w:hAnsi="Times New Roman" w:cs="Times New Roman"/>
+          <w:b/>
+          <w:i/>
+          <w:iCs/>
+          <w:color w:val="984806" w:themeColor="accent6" w:themeShade="80"/>
+          <w:sz w:val="24"/>
+          <w:szCs w:val="24"/>
+        </w:rPr>
+        <w:t xml:space="preserve"> </w:t>
+      </w:r>
+      <w:r>
+        <w:rPr>
+          <w:rFonts w:ascii="Times New Roman" w:hAnsi="Times New Roman" w:cs="Times New Roman"/>
+          <w:b/>
+          <w:i/>
+          <w:iCs/>
+          <w:color w:val="984806" w:themeColor="accent6" w:themeShade="80"/>
+          <w:sz w:val="24"/>
+          <w:szCs w:val="24"/>
+        </w:rPr>
+        <w:t>la reproduction</w:t>
+      </w:r>
+    </w:p>
+    <w:p>
+      <w:pPr>
+        <w:spacing w:after="2" w:line="240" w:lineRule="auto"/>
+        <w:rPr>
+          <w:rFonts w:ascii="Times New Roman" w:hAnsi="Times New Roman" w:cs="Times New Roman"/>
+          <w:b/>
+          <w:i/>
+          <w:iCs/>
+          <w:color w:val="984806" w:themeColor="accent6" w:themeShade="80"/>
+          <w:sz w:val="24"/>
+          <w:szCs w:val="24"/>
+        </w:rPr>
+      </w:pPr>
+      <w:r>
+        <w:rPr>
+          <w:rFonts w:ascii="Times New Roman" w:hAnsi="Times New Roman" w:cs="Times New Roman"/>
+          <w:b/>
+          <w:i/>
+          <w:iCs/>
+          <w:color w:val="984806" w:themeColor="accent6" w:themeShade="80"/>
+          <w:sz w:val="24"/>
+          <w:szCs w:val="24"/>
+        </w:rPr>
+        <w:t xml:space="preserve">- </w:t>
+      </w:r>
+      <w:r>
+        <w:rPr>
+          <w:rFonts w:ascii="Times New Roman" w:hAnsi="Times New Roman" w:cs="Times New Roman"/>
+          <w:b/>
+          <w:i/>
+          <w:iCs/>
+          <w:color w:val="984806" w:themeColor="accent6" w:themeShade="80"/>
+          <w:sz w:val="24"/>
+          <w:szCs w:val="24"/>
+        </w:rPr>
+        <w:t>l’exécution, le chargement</w:t>
+      </w:r>
+    </w:p>
+    <w:p>
+      <w:pPr>
+        <w:spacing w:after="2" w:line="240" w:lineRule="auto"/>
+        <w:rPr>
+          <w:rFonts w:ascii="Times New Roman" w:hAnsi="Times New Roman" w:cs="Times New Roman"/>
+          <w:b/>
+          <w:i/>
+          <w:iCs/>
+          <w:color w:val="984806" w:themeColor="accent6" w:themeShade="80"/>
+          <w:sz w:val="24"/>
+          <w:szCs w:val="24"/>
+        </w:rPr>
+      </w:pPr>
+      <w:r>
+        <w:rPr>
+          <w:rFonts w:ascii="Times New Roman" w:hAnsi="Times New Roman" w:cs="Times New Roman"/>
+          <w:b/>
+          <w:i/>
+          <w:iCs/>
+          <w:color w:val="984806" w:themeColor="accent6" w:themeShade="80"/>
+          <w:sz w:val="24"/>
+          <w:szCs w:val="24"/>
+        </w:rPr>
+        <w:t xml:space="preserve">- </w:t>
+      </w:r>
+      <w:r>
+        <w:rPr>
+          <w:rFonts w:ascii="Times New Roman" w:hAnsi="Times New Roman" w:cs="Times New Roman"/>
+          <w:b/>
+          <w:i/>
+          <w:iCs/>
+          <w:color w:val="984806" w:themeColor="accent6" w:themeShade="80"/>
+          <w:sz w:val="24"/>
+          <w:szCs w:val="24"/>
+        </w:rPr>
+        <w:t>la traduction, modification, adaptation</w:t>
+      </w:r>
+    </w:p>
+    <w:p>
+      <w:pPr>
+        <w:spacing w:after="2" w:line="240" w:lineRule="auto"/>
+        <w:rPr>
+          <w:rFonts w:ascii="Times New Roman" w:hAnsi="Times New Roman" w:cs="Times New Roman"/>
+          <w:b/>
+          <w:i/>
+          <w:iCs/>
+          <w:color w:val="984806" w:themeColor="accent6" w:themeShade="80"/>
+          <w:sz w:val="24"/>
+          <w:szCs w:val="24"/>
+        </w:rPr>
+      </w:pPr>
+      <w:r>
+        <w:rPr>
+          <w:rFonts w:ascii="Times New Roman" w:hAnsi="Times New Roman" w:cs="Times New Roman"/>
+          <w:b/>
+          <w:i/>
+          <w:iCs/>
+          <w:color w:val="984806" w:themeColor="accent6" w:themeShade="80"/>
+          <w:sz w:val="24"/>
+          <w:szCs w:val="24"/>
+        </w:rPr>
+        <w:t xml:space="preserve">- </w:t>
+      </w:r>
+      <w:r>
+        <w:rPr>
+          <w:rFonts w:ascii="Times New Roman" w:hAnsi="Times New Roman" w:cs="Times New Roman"/>
+          <w:b/>
+          <w:i/>
+          <w:iCs/>
+          <w:color w:val="984806" w:themeColor="accent6" w:themeShade="80"/>
+          <w:sz w:val="24"/>
+          <w:szCs w:val="24"/>
+        </w:rPr>
+        <w:t>la mise sur le marché (vente, location)</w:t>
+      </w:r>
+    </w:p>
+    <w:p>
+      <w:pPr>
+        <w:spacing w:after="2" w:line="240" w:lineRule="auto"/>
+        <w:rPr>
+          <w:rFonts w:ascii="Times New Roman" w:hAnsi="Times New Roman" w:cs="Times New Roman"/>
+          <w:b/>
+          <w:i/>
+          <w:iCs/>
+          <w:color w:val="984806" w:themeColor="accent6" w:themeShade="80"/>
+          <w:sz w:val="24"/>
+          <w:szCs w:val="24"/>
+        </w:rPr>
+      </w:pPr>
+    </w:p>
+    <w:p>
+      <w:pPr>
+        <w:spacing w:after="2" w:line="240" w:lineRule="auto"/>
+        <w:rPr>
+          <w:rFonts w:ascii="Times New Roman" w:hAnsi="Times New Roman" w:cs="Times New Roman"/>
+          <w:b/>
+          <w:i/>
+          <w:iCs/>
+          <w:color w:val="984806" w:themeColor="accent6" w:themeShade="80"/>
+          <w:sz w:val="24"/>
+          <w:szCs w:val="24"/>
+        </w:rPr>
+      </w:pPr>
+      <w:r>
+        <w:rPr>
+          <w:rFonts w:ascii="Times New Roman" w:hAnsi="Times New Roman" w:cs="Times New Roman"/>
+          <w:b/>
+          <w:i/>
+          <w:iCs/>
+          <w:color w:val="984806" w:themeColor="accent6" w:themeShade="80"/>
+          <w:sz w:val="24"/>
+          <w:szCs w:val="24"/>
+        </w:rPr>
+        <w:t>Il peut aussi se réserver le droit de corriger les erreurs.</w:t>
+      </w:r>
+    </w:p>
+    <w:p>
+      <w:pPr>
+        <w:spacing w:after="2" w:line="240" w:lineRule="auto"/>
+        <w:rPr>
+          <w:rFonts w:ascii="Times New Roman" w:hAnsi="Times New Roman" w:cs="Times New Roman"/>
+          <w:b/>
+          <w:i/>
+          <w:iCs/>
+          <w:color w:val="984806" w:themeColor="accent6" w:themeShade="80"/>
+          <w:sz w:val="24"/>
+          <w:szCs w:val="24"/>
+        </w:rPr>
+      </w:pPr>
+    </w:p>
+    <w:p>
+      <w:pPr>
+        <w:spacing w:after="2" w:line="240" w:lineRule="auto"/>
+        <w:rPr>
+          <w:rFonts w:ascii="Times New Roman" w:hAnsi="Times New Roman" w:cs="Times New Roman"/>
+          <w:b/>
+          <w:i/>
+          <w:iCs/>
+          <w:color w:val="984806" w:themeColor="accent6" w:themeShade="80"/>
+          <w:sz w:val="24"/>
+          <w:szCs w:val="24"/>
+        </w:rPr>
+      </w:pPr>
+      <w:r>
+        <w:rPr>
+          <w:rFonts w:ascii="Times New Roman" w:eastAsia="Times New Roman" w:hAnsi="Times New Roman" w:cs="Times New Roman"/>
+          <w:sz w:val="24"/>
+          <w:szCs w:val="24"/>
+          <w:lang w:eastAsia="fr-FR"/>
+        </w:rPr>
+        <w:t>Les logiciels sont protégés par le droit d’auteur qui consiste en un droit exclusif pour l’auteur d’autoriser ou d’interdire la représentation ou la reproduction de son œuvre.</w:t>
+      </w:r>
+    </w:p>
+    <w:p>
+      <w:pPr>
         <w:spacing w:before="100" w:beforeAutospacing="1" w:after="100" w:afterAutospacing="1" w:line="240" w:lineRule="auto"/>
         <w:rPr>
           <w:rFonts w:ascii="Times New Roman" w:eastAsia="Times New Roman" w:hAnsi="Times New Roman" w:cs="Times New Roman"/>
@@ -5483,26 +6062,7 @@
           <w:szCs w:val="24"/>
           <w:lang w:eastAsia="fr-FR"/>
         </w:rPr>
-        <w:t>Les logiciels sont protégés par le droit d’auteur qui consiste en un droit exclusif pour l’auteur d’autoriser ou d’interdire la représentation ou la reproduction de son œuvre.</w:t>
-      </w:r>
-    </w:p>
-    <w:p>
-      <w:pPr>
-        <w:spacing w:before="100" w:beforeAutospacing="1" w:after="100" w:afterAutospacing="1" w:line="240" w:lineRule="auto"/>
-        <w:rPr>
-          <w:rFonts w:ascii="Times New Roman" w:eastAsia="Times New Roman" w:hAnsi="Times New Roman" w:cs="Times New Roman"/>
-          <w:sz w:val="24"/>
-          <w:szCs w:val="24"/>
-          <w:lang w:eastAsia="fr-FR"/>
-        </w:rPr>
-      </w:pPr>
-      <w:r>
-        <w:rPr>
-          <w:rFonts w:ascii="Times New Roman" w:eastAsia="Times New Roman" w:hAnsi="Times New Roman" w:cs="Times New Roman"/>
-          <w:sz w:val="24"/>
-          <w:szCs w:val="24"/>
-          <w:lang w:eastAsia="fr-FR"/>
-        </w:rPr>
+        <w:lastRenderedPageBreak/>
         <w:t>Les droits de l’auteur comprennent les droits moraux (incessibles et perpétuels) et les droits patrimoniaux (cessibles et limités à 70 ans après la mort de l’auteur).</w:t>
       </w:r>
     </w:p>
@@ -5993,6 +6553,7 @@
           <w:szCs w:val="24"/>
           <w:lang w:eastAsia="fr-FR"/>
         </w:rPr>
+        <w:lastRenderedPageBreak/>
         <w:t>Comme le logiciel propriétaire, le logiciel libre est protégé par le droit d’auteur et un utilisateur devra conclure un contrat de licence pour avoir le droit d’utiliser le logiciel sous certaines conditions. Sa particularité réside dans les droits étendus qui sont conférés aux utilisateurs et le fait que le code source du logiciel libre n’est pas maintenu secret comme pour le logiciel propriétaire.</w:t>
       </w:r>
     </w:p>
@@ -6155,7 +6716,6 @@
           <w:szCs w:val="24"/>
           <w:lang w:eastAsia="fr-FR"/>
         </w:rPr>
-        <w:lastRenderedPageBreak/>
         <w:t>Ce sont les termes de la licence d’un logiciel et les prérogatives qu’elle accorde aux utilisateurs qui le rendent « libre » ou « propriétaire ». Le logiciel libre n’est donc pas un logiciel sans licence et le titulaire des droits d’auteur sur celui-ci reste libre de fixer les termes de la licence comme il l’entend. En revanche, l’utilisateur d’un logiciel libre n’est pas libre de l’utiliser comme il l’entend puisqu’il est lié par les termes de la licence qu’il doit respecter.</w:t>
       </w:r>
     </w:p>
@@ -6575,6 +7135,118 @@
     </w:lvl>
   </w:abstractNum>
   <w:abstractNum w:abstractNumId="2" w15:restartNumberingAfterBreak="0">
+    <w:nsid w:val="0F335318"/>
+    <w:multiLevelType w:val="hybridMultilevel"/>
+    <w:tmpl w:val="6F78E05A"/>
+    <w:lvl w:ilvl="0" w:tplc="3E48CD9C">
+      <w:numFmt w:val="bullet"/>
+      <w:lvlText w:val="-"/>
+      <w:lvlJc w:val="left"/>
+      <w:pPr>
+        <w:ind w:left="720" w:hanging="360"/>
+      </w:pPr>
+      <w:rPr>
+        <w:rFonts w:ascii="Times New Roman" w:eastAsiaTheme="minorHAnsi" w:hAnsi="Times New Roman" w:cs="Times New Roman" w:hint="default"/>
+      </w:rPr>
+    </w:lvl>
+    <w:lvl w:ilvl="1" w:tplc="040C0003" w:tentative="1">
+      <w:start w:val="1"/>
+      <w:numFmt w:val="bullet"/>
+      <w:lvlText w:val="o"/>
+      <w:lvlJc w:val="left"/>
+      <w:pPr>
+        <w:ind w:left="1440" w:hanging="360"/>
+      </w:pPr>
+      <w:rPr>
+        <w:rFonts w:ascii="Courier New" w:hAnsi="Courier New" w:cs="Courier New" w:hint="default"/>
+      </w:rPr>
+    </w:lvl>
+    <w:lvl w:ilvl="2" w:tplc="040C0005" w:tentative="1">
+      <w:start w:val="1"/>
+      <w:numFmt w:val="bullet"/>
+      <w:lvlText w:val=""/>
+      <w:lvlJc w:val="left"/>
+      <w:pPr>
+        <w:ind w:left="2160" w:hanging="360"/>
+      </w:pPr>
+      <w:rPr>
+        <w:rFonts w:ascii="Wingdings" w:hAnsi="Wingdings" w:hint="default"/>
+      </w:rPr>
+    </w:lvl>
+    <w:lvl w:ilvl="3" w:tplc="040C0001" w:tentative="1">
+      <w:start w:val="1"/>
+      <w:numFmt w:val="bullet"/>
+      <w:lvlText w:val=""/>
+      <w:lvlJc w:val="left"/>
+      <w:pPr>
+        <w:ind w:left="2880" w:hanging="360"/>
+      </w:pPr>
+      <w:rPr>
+        <w:rFonts w:ascii="Symbol" w:hAnsi="Symbol" w:hint="default"/>
+      </w:rPr>
+    </w:lvl>
+    <w:lvl w:ilvl="4" w:tplc="040C0003" w:tentative="1">
+      <w:start w:val="1"/>
+      <w:numFmt w:val="bullet"/>
+      <w:lvlText w:val="o"/>
+      <w:lvlJc w:val="left"/>
+      <w:pPr>
+        <w:ind w:left="3600" w:hanging="360"/>
+      </w:pPr>
+      <w:rPr>
+        <w:rFonts w:ascii="Courier New" w:hAnsi="Courier New" w:cs="Courier New" w:hint="default"/>
+      </w:rPr>
+    </w:lvl>
+    <w:lvl w:ilvl="5" w:tplc="040C0005" w:tentative="1">
+      <w:start w:val="1"/>
+      <w:numFmt w:val="bullet"/>
+      <w:lvlText w:val=""/>
+      <w:lvlJc w:val="left"/>
+      <w:pPr>
+        <w:ind w:left="4320" w:hanging="360"/>
+      </w:pPr>
+      <w:rPr>
+        <w:rFonts w:ascii="Wingdings" w:hAnsi="Wingdings" w:hint="default"/>
+      </w:rPr>
+    </w:lvl>
+    <w:lvl w:ilvl="6" w:tplc="040C0001" w:tentative="1">
+      <w:start w:val="1"/>
+      <w:numFmt w:val="bullet"/>
+      <w:lvlText w:val=""/>
+      <w:lvlJc w:val="left"/>
+      <w:pPr>
+        <w:ind w:left="5040" w:hanging="360"/>
+      </w:pPr>
+      <w:rPr>
+        <w:rFonts w:ascii="Symbol" w:hAnsi="Symbol" w:hint="default"/>
+      </w:rPr>
+    </w:lvl>
+    <w:lvl w:ilvl="7" w:tplc="040C0003" w:tentative="1">
+      <w:start w:val="1"/>
+      <w:numFmt w:val="bullet"/>
+      <w:lvlText w:val="o"/>
+      <w:lvlJc w:val="left"/>
+      <w:pPr>
+        <w:ind w:left="5760" w:hanging="360"/>
+      </w:pPr>
+      <w:rPr>
+        <w:rFonts w:ascii="Courier New" w:hAnsi="Courier New" w:cs="Courier New" w:hint="default"/>
+      </w:rPr>
+    </w:lvl>
+    <w:lvl w:ilvl="8" w:tplc="040C0005" w:tentative="1">
+      <w:start w:val="1"/>
+      <w:numFmt w:val="bullet"/>
+      <w:lvlText w:val=""/>
+      <w:lvlJc w:val="left"/>
+      <w:pPr>
+        <w:ind w:left="6480" w:hanging="360"/>
+      </w:pPr>
+      <w:rPr>
+        <w:rFonts w:ascii="Wingdings" w:hAnsi="Wingdings" w:hint="default"/>
+      </w:rPr>
+    </w:lvl>
+  </w:abstractNum>
+  <w:abstractNum w:abstractNumId="3" w15:restartNumberingAfterBreak="0">
     <w:nsid w:val="13986EF5"/>
     <w:multiLevelType w:val="multilevel"/>
     <w:tmpl w:val="FCCEEECA"/>
@@ -6687,7 +7359,7 @@
       </w:pPr>
     </w:lvl>
   </w:abstractNum>
-  <w:abstractNum w:abstractNumId="3" w15:restartNumberingAfterBreak="0">
+  <w:abstractNum w:abstractNumId="4" w15:restartNumberingAfterBreak="0">
     <w:nsid w:val="2AAB157C"/>
     <w:multiLevelType w:val="multilevel"/>
     <w:tmpl w:val="E5BC198C"/>
@@ -6836,7 +7508,7 @@
       </w:rPr>
     </w:lvl>
   </w:abstractNum>
-  <w:abstractNum w:abstractNumId="4" w15:restartNumberingAfterBreak="0">
+  <w:abstractNum w:abstractNumId="5" w15:restartNumberingAfterBreak="0">
     <w:nsid w:val="3E2712AB"/>
     <w:multiLevelType w:val="multilevel"/>
     <w:tmpl w:val="B1825E04"/>
@@ -6985,7 +7657,7 @@
       </w:rPr>
     </w:lvl>
   </w:abstractNum>
-  <w:abstractNum w:abstractNumId="5" w15:restartNumberingAfterBreak="0">
+  <w:abstractNum w:abstractNumId="6" w15:restartNumberingAfterBreak="0">
     <w:nsid w:val="43E2777F"/>
     <w:multiLevelType w:val="hybridMultilevel"/>
     <w:tmpl w:val="4CA494A8"/>
@@ -7097,7 +7769,119 @@
       </w:rPr>
     </w:lvl>
   </w:abstractNum>
-  <w:abstractNum w:abstractNumId="6" w15:restartNumberingAfterBreak="0">
+  <w:abstractNum w:abstractNumId="7" w15:restartNumberingAfterBreak="0">
+    <w:nsid w:val="47BB02BD"/>
+    <w:multiLevelType w:val="hybridMultilevel"/>
+    <w:tmpl w:val="C3CE56B2"/>
+    <w:lvl w:ilvl="0" w:tplc="AB14CCBC">
+      <w:numFmt w:val="bullet"/>
+      <w:lvlText w:val="-"/>
+      <w:lvlJc w:val="left"/>
+      <w:pPr>
+        <w:ind w:left="720" w:hanging="360"/>
+      </w:pPr>
+      <w:rPr>
+        <w:rFonts w:ascii="Times New Roman" w:eastAsiaTheme="minorHAnsi" w:hAnsi="Times New Roman" w:cs="Times New Roman" w:hint="default"/>
+      </w:rPr>
+    </w:lvl>
+    <w:lvl w:ilvl="1" w:tplc="040C0003" w:tentative="1">
+      <w:start w:val="1"/>
+      <w:numFmt w:val="bullet"/>
+      <w:lvlText w:val="o"/>
+      <w:lvlJc w:val="left"/>
+      <w:pPr>
+        <w:ind w:left="1440" w:hanging="360"/>
+      </w:pPr>
+      <w:rPr>
+        <w:rFonts w:ascii="Courier New" w:hAnsi="Courier New" w:cs="Courier New" w:hint="default"/>
+      </w:rPr>
+    </w:lvl>
+    <w:lvl w:ilvl="2" w:tplc="040C0005" w:tentative="1">
+      <w:start w:val="1"/>
+      <w:numFmt w:val="bullet"/>
+      <w:lvlText w:val=""/>
+      <w:lvlJc w:val="left"/>
+      <w:pPr>
+        <w:ind w:left="2160" w:hanging="360"/>
+      </w:pPr>
+      <w:rPr>
+        <w:rFonts w:ascii="Wingdings" w:hAnsi="Wingdings" w:hint="default"/>
+      </w:rPr>
+    </w:lvl>
+    <w:lvl w:ilvl="3" w:tplc="040C0001" w:tentative="1">
+      <w:start w:val="1"/>
+      <w:numFmt w:val="bullet"/>
+      <w:lvlText w:val=""/>
+      <w:lvlJc w:val="left"/>
+      <w:pPr>
+        <w:ind w:left="2880" w:hanging="360"/>
+      </w:pPr>
+      <w:rPr>
+        <w:rFonts w:ascii="Symbol" w:hAnsi="Symbol" w:hint="default"/>
+      </w:rPr>
+    </w:lvl>
+    <w:lvl w:ilvl="4" w:tplc="040C0003" w:tentative="1">
+      <w:start w:val="1"/>
+      <w:numFmt w:val="bullet"/>
+      <w:lvlText w:val="o"/>
+      <w:lvlJc w:val="left"/>
+      <w:pPr>
+        <w:ind w:left="3600" w:hanging="360"/>
+      </w:pPr>
+      <w:rPr>
+        <w:rFonts w:ascii="Courier New" w:hAnsi="Courier New" w:cs="Courier New" w:hint="default"/>
+      </w:rPr>
+    </w:lvl>
+    <w:lvl w:ilvl="5" w:tplc="040C0005" w:tentative="1">
+      <w:start w:val="1"/>
+      <w:numFmt w:val="bullet"/>
+      <w:lvlText w:val=""/>
+      <w:lvlJc w:val="left"/>
+      <w:pPr>
+        <w:ind w:left="4320" w:hanging="360"/>
+      </w:pPr>
+      <w:rPr>
+        <w:rFonts w:ascii="Wingdings" w:hAnsi="Wingdings" w:hint="default"/>
+      </w:rPr>
+    </w:lvl>
+    <w:lvl w:ilvl="6" w:tplc="040C0001" w:tentative="1">
+      <w:start w:val="1"/>
+      <w:numFmt w:val="bullet"/>
+      <w:lvlText w:val=""/>
+      <w:lvlJc w:val="left"/>
+      <w:pPr>
+        <w:ind w:left="5040" w:hanging="360"/>
+      </w:pPr>
+      <w:rPr>
+        <w:rFonts w:ascii="Symbol" w:hAnsi="Symbol" w:hint="default"/>
+      </w:rPr>
+    </w:lvl>
+    <w:lvl w:ilvl="7" w:tplc="040C0003" w:tentative="1">
+      <w:start w:val="1"/>
+      <w:numFmt w:val="bullet"/>
+      <w:lvlText w:val="o"/>
+      <w:lvlJc w:val="left"/>
+      <w:pPr>
+        <w:ind w:left="5760" w:hanging="360"/>
+      </w:pPr>
+      <w:rPr>
+        <w:rFonts w:ascii="Courier New" w:hAnsi="Courier New" w:cs="Courier New" w:hint="default"/>
+      </w:rPr>
+    </w:lvl>
+    <w:lvl w:ilvl="8" w:tplc="040C0005" w:tentative="1">
+      <w:start w:val="1"/>
+      <w:numFmt w:val="bullet"/>
+      <w:lvlText w:val=""/>
+      <w:lvlJc w:val="left"/>
+      <w:pPr>
+        <w:ind w:left="6480" w:hanging="360"/>
+      </w:pPr>
+      <w:rPr>
+        <w:rFonts w:ascii="Wingdings" w:hAnsi="Wingdings" w:hint="default"/>
+      </w:rPr>
+    </w:lvl>
+  </w:abstractNum>
+  <w:abstractNum w:abstractNumId="8" w15:restartNumberingAfterBreak="0">
     <w:nsid w:val="5F7F54C0"/>
     <w:multiLevelType w:val="hybridMultilevel"/>
     <w:tmpl w:val="3904C716"/>
@@ -7210,7 +7994,7 @@
       </w:rPr>
     </w:lvl>
   </w:abstractNum>
-  <w:abstractNum w:abstractNumId="7" w15:restartNumberingAfterBreak="0">
+  <w:abstractNum w:abstractNumId="9" w15:restartNumberingAfterBreak="0">
     <w:nsid w:val="69F9395F"/>
     <w:multiLevelType w:val="multilevel"/>
     <w:tmpl w:val="648A7404"/>
@@ -7359,7 +8143,7 @@
       </w:rPr>
     </w:lvl>
   </w:abstractNum>
-  <w:abstractNum w:abstractNumId="8" w15:restartNumberingAfterBreak="0">
+  <w:abstractNum w:abstractNumId="10" w15:restartNumberingAfterBreak="0">
     <w:nsid w:val="7FB521AF"/>
     <w:multiLevelType w:val="multilevel"/>
     <w:tmpl w:val="ED22CD84"/>
@@ -7509,13 +8293,13 @@
     </w:lvl>
   </w:abstractNum>
   <w:num w:numId="1" w16cid:durableId="500193547">
-    <w:abstractNumId w:val="6"/>
+    <w:abstractNumId w:val="8"/>
   </w:num>
   <w:num w:numId="2" w16cid:durableId="191922170">
-    <w:abstractNumId w:val="7"/>
+    <w:abstractNumId w:val="9"/>
   </w:num>
   <w:num w:numId="3" w16cid:durableId="87968692">
-    <w:abstractNumId w:val="3"/>
+    <w:abstractNumId w:val="4"/>
   </w:num>
   <w:num w:numId="4" w16cid:durableId="66391200">
     <w:abstractNumId w:val="1"/>
@@ -7524,16 +8308,22 @@
     <w:abstractNumId w:val="0"/>
   </w:num>
   <w:num w:numId="6" w16cid:durableId="432865707">
-    <w:abstractNumId w:val="8"/>
+    <w:abstractNumId w:val="10"/>
   </w:num>
   <w:num w:numId="7" w16cid:durableId="2108040684">
-    <w:abstractNumId w:val="4"/>
+    <w:abstractNumId w:val="5"/>
   </w:num>
   <w:num w:numId="8" w16cid:durableId="499927606">
+    <w:abstractNumId w:val="3"/>
+  </w:num>
+  <w:num w:numId="9" w16cid:durableId="1806660824">
+    <w:abstractNumId w:val="6"/>
+  </w:num>
+  <w:num w:numId="10" w16cid:durableId="1055202619">
     <w:abstractNumId w:val="2"/>
   </w:num>
-  <w:num w:numId="9" w16cid:durableId="1806660824">
-    <w:abstractNumId w:val="5"/>
+  <w:num w:numId="11" w16cid:durableId="443234789">
+    <w:abstractNumId w:val="7"/>
   </w:num>
 </w:numbering>
 </file>

--- a/CEJM/BTS SIO 1/TD 5 logiciels.docx
+++ b/CEJM/BTS SIO 1/TD 5 logiciels.docx
@@ -3010,19 +3010,17 @@
         </w:rPr>
         <w:t xml:space="preserve"> Ces droits sont cessibles par contrat et valable pendant une durée de 70 ans </w:t>
       </w:r>
-      <w:proofErr w:type="gramStart"/>
-      <w:r>
-        <w:rPr>
-          <w:rFonts w:ascii="Times New Roman" w:hAnsi="Times New Roman" w:cs="Times New Roman"/>
-          <w:b/>
-          <w:i/>
-          <w:color w:val="984806" w:themeColor="accent6" w:themeShade="80"/>
-          <w:sz w:val="24"/>
-          <w:szCs w:val="24"/>
-        </w:rPr>
-        <w:t>à</w:t>
-      </w:r>
-      <w:proofErr w:type="gramEnd"/>
+      <w:r>
+        <w:rPr>
+          <w:rFonts w:ascii="Times New Roman" w:hAnsi="Times New Roman" w:cs="Times New Roman"/>
+          <w:b/>
+          <w:i/>
+          <w:color w:val="984806" w:themeColor="accent6" w:themeShade="80"/>
+          <w:sz w:val="24"/>
+          <w:szCs w:val="24"/>
+        </w:rPr>
+        <w:t>a</w:t>
+      </w:r>
       <w:r>
         <w:rPr>
           <w:rFonts w:ascii="Times New Roman" w:hAnsi="Times New Roman" w:cs="Times New Roman"/>
@@ -5127,19 +5125,7 @@
           <w:sz w:val="24"/>
           <w:szCs w:val="24"/>
         </w:rPr>
-        <w:t xml:space="preserve">- </w:t>
-      </w:r>
-      <w:r>
-        <w:rPr>
-          <w:rFonts w:ascii="Times New Roman" w:hAnsi="Times New Roman" w:cs="Times New Roman"/>
-          <w:b/>
-          <w:i/>
-          <w:iCs/>
-          <w:color w:val="984806" w:themeColor="accent6" w:themeShade="80"/>
-          <w:sz w:val="24"/>
-          <w:szCs w:val="24"/>
-        </w:rPr>
-        <w:t>prestataire informatique</w:t>
+        <w:t>- prestataire informatique</w:t>
       </w:r>
     </w:p>
     <w:p>
@@ -5801,7 +5787,19 @@
           <w:sz w:val="24"/>
           <w:szCs w:val="24"/>
         </w:rPr>
-        <w:t>L’auteur possède un droit exclusif sur :</w:t>
+        <w:t>Les logiciels sont protégés par le droit d'auteur</w:t>
+      </w:r>
+      <w:r>
+        <w:rPr>
+          <w:rFonts w:ascii="Times New Roman" w:hAnsi="Times New Roman" w:cs="Times New Roman"/>
+          <w:b/>
+          <w:i/>
+          <w:iCs/>
+          <w:color w:val="984806" w:themeColor="accent6" w:themeShade="80"/>
+          <w:sz w:val="24"/>
+          <w:szCs w:val="24"/>
+        </w:rPr>
+        <w:t>, ils se composent des droits moraux qui concernent le droit de divulgation, le droit au respect de l'œuvre et le droit de paternité (mettre votre nom sur l'œuvre). Les droits patrimoniaux sont les droits qui permettent d'exploiter le logiciel en autorisant :</w:t>
       </w:r>
     </w:p>
     <w:p>
@@ -5817,7 +5815,10 @@
           <w:szCs w:val="24"/>
         </w:rPr>
       </w:pPr>
-      <w:r>
+    </w:p>
+    <w:p>
+      <w:pPr>
+        <w:spacing w:after="2" w:line="240" w:lineRule="auto"/>
         <w:rPr>
           <w:rFonts w:ascii="Times New Roman" w:hAnsi="Times New Roman" w:cs="Times New Roman"/>
           <w:b/>
@@ -5827,8 +5828,7 @@
           <w:sz w:val="24"/>
           <w:szCs w:val="24"/>
         </w:rPr>
-        <w:t>-</w:t>
-      </w:r>
+      </w:pPr>
       <w:r>
         <w:rPr>
           <w:rFonts w:ascii="Times New Roman" w:hAnsi="Times New Roman" w:cs="Times New Roman"/>
@@ -5839,9 +5839,12 @@
           <w:sz w:val="24"/>
           <w:szCs w:val="24"/>
         </w:rPr>
-        <w:t xml:space="preserve"> </w:t>
-      </w:r>
-      <w:r>
+        <w:t>- la reproduction permanente ou provisoire du logiciel</w:t>
+      </w:r>
+    </w:p>
+    <w:p>
+      <w:pPr>
+        <w:spacing w:after="2" w:line="240" w:lineRule="auto"/>
         <w:rPr>
           <w:rFonts w:ascii="Times New Roman" w:hAnsi="Times New Roman" w:cs="Times New Roman"/>
           <w:b/>
@@ -5851,7 +5854,18 @@
           <w:sz w:val="24"/>
           <w:szCs w:val="24"/>
         </w:rPr>
-        <w:t>la reproduction</w:t>
+      </w:pPr>
+      <w:r>
+        <w:rPr>
+          <w:rFonts w:ascii="Times New Roman" w:hAnsi="Times New Roman" w:cs="Times New Roman"/>
+          <w:b/>
+          <w:i/>
+          <w:iCs/>
+          <w:color w:val="984806" w:themeColor="accent6" w:themeShade="80"/>
+          <w:sz w:val="24"/>
+          <w:szCs w:val="24"/>
+        </w:rPr>
+        <w:t>- la traduction, l'adaptation ou tout autre modification de son logiciel</w:t>
       </w:r>
     </w:p>
     <w:p>
@@ -5877,9 +5891,12 @@
           <w:sz w:val="24"/>
           <w:szCs w:val="24"/>
         </w:rPr>
-        <w:t xml:space="preserve">- </w:t>
-      </w:r>
-      <w:r>
+        <w:t>- la mise sur le marché à titre onéreux (commercialisation) ou gratuit y compris la location</w:t>
+      </w:r>
+    </w:p>
+    <w:p>
+      <w:pPr>
+        <w:spacing w:after="2" w:line="240" w:lineRule="auto"/>
         <w:rPr>
           <w:rFonts w:ascii="Times New Roman" w:hAnsi="Times New Roman" w:cs="Times New Roman"/>
           <w:b/>
@@ -5889,8 +5906,7 @@
           <w:sz w:val="24"/>
           <w:szCs w:val="24"/>
         </w:rPr>
-        <w:t>l’exécution, le chargement</w:t>
-      </w:r>
+      </w:pPr>
     </w:p>
     <w:p>
       <w:pPr>
@@ -5907,141 +5923,12 @@
       </w:pPr>
       <w:r>
         <w:rPr>
-          <w:rFonts w:ascii="Times New Roman" w:hAnsi="Times New Roman" w:cs="Times New Roman"/>
-          <w:b/>
-          <w:i/>
-          <w:iCs/>
-          <w:color w:val="984806" w:themeColor="accent6" w:themeShade="80"/>
-          <w:sz w:val="24"/>
-          <w:szCs w:val="24"/>
-        </w:rPr>
-        <w:t xml:space="preserve">- </w:t>
-      </w:r>
-      <w:r>
-        <w:rPr>
-          <w:rFonts w:ascii="Times New Roman" w:hAnsi="Times New Roman" w:cs="Times New Roman"/>
-          <w:b/>
-          <w:i/>
-          <w:iCs/>
-          <w:color w:val="984806" w:themeColor="accent6" w:themeShade="80"/>
-          <w:sz w:val="24"/>
-          <w:szCs w:val="24"/>
-        </w:rPr>
-        <w:t>la traduction, modification, adaptation</w:t>
-      </w:r>
-    </w:p>
-    <w:p>
-      <w:pPr>
-        <w:spacing w:after="2" w:line="240" w:lineRule="auto"/>
-        <w:rPr>
-          <w:rFonts w:ascii="Times New Roman" w:hAnsi="Times New Roman" w:cs="Times New Roman"/>
-          <w:b/>
-          <w:i/>
-          <w:iCs/>
-          <w:color w:val="984806" w:themeColor="accent6" w:themeShade="80"/>
-          <w:sz w:val="24"/>
-          <w:szCs w:val="24"/>
-        </w:rPr>
-      </w:pPr>
-      <w:r>
-        <w:rPr>
-          <w:rFonts w:ascii="Times New Roman" w:hAnsi="Times New Roman" w:cs="Times New Roman"/>
-          <w:b/>
-          <w:i/>
-          <w:iCs/>
-          <w:color w:val="984806" w:themeColor="accent6" w:themeShade="80"/>
-          <w:sz w:val="24"/>
-          <w:szCs w:val="24"/>
-        </w:rPr>
-        <w:t xml:space="preserve">- </w:t>
-      </w:r>
-      <w:r>
-        <w:rPr>
-          <w:rFonts w:ascii="Times New Roman" w:hAnsi="Times New Roman" w:cs="Times New Roman"/>
-          <w:b/>
-          <w:i/>
-          <w:iCs/>
-          <w:color w:val="984806" w:themeColor="accent6" w:themeShade="80"/>
-          <w:sz w:val="24"/>
-          <w:szCs w:val="24"/>
-        </w:rPr>
-        <w:t>la mise sur le marché (vente, location)</w:t>
-      </w:r>
-    </w:p>
-    <w:p>
-      <w:pPr>
-        <w:spacing w:after="2" w:line="240" w:lineRule="auto"/>
-        <w:rPr>
-          <w:rFonts w:ascii="Times New Roman" w:hAnsi="Times New Roman" w:cs="Times New Roman"/>
-          <w:b/>
-          <w:i/>
-          <w:iCs/>
-          <w:color w:val="984806" w:themeColor="accent6" w:themeShade="80"/>
-          <w:sz w:val="24"/>
-          <w:szCs w:val="24"/>
-        </w:rPr>
-      </w:pPr>
-    </w:p>
-    <w:p>
-      <w:pPr>
-        <w:spacing w:after="2" w:line="240" w:lineRule="auto"/>
-        <w:rPr>
-          <w:rFonts w:ascii="Times New Roman" w:hAnsi="Times New Roman" w:cs="Times New Roman"/>
-          <w:b/>
-          <w:i/>
-          <w:iCs/>
-          <w:color w:val="984806" w:themeColor="accent6" w:themeShade="80"/>
-          <w:sz w:val="24"/>
-          <w:szCs w:val="24"/>
-        </w:rPr>
-      </w:pPr>
-      <w:r>
-        <w:rPr>
-          <w:rFonts w:ascii="Times New Roman" w:hAnsi="Times New Roman" w:cs="Times New Roman"/>
-          <w:b/>
-          <w:i/>
-          <w:iCs/>
-          <w:color w:val="984806" w:themeColor="accent6" w:themeShade="80"/>
-          <w:sz w:val="24"/>
-          <w:szCs w:val="24"/>
-        </w:rPr>
-        <w:t>Il peut aussi se réserver le droit de corriger les erreurs.</w:t>
-      </w:r>
-    </w:p>
-    <w:p>
-      <w:pPr>
-        <w:spacing w:after="2" w:line="240" w:lineRule="auto"/>
-        <w:rPr>
-          <w:rFonts w:ascii="Times New Roman" w:hAnsi="Times New Roman" w:cs="Times New Roman"/>
-          <w:b/>
-          <w:i/>
-          <w:iCs/>
-          <w:color w:val="984806" w:themeColor="accent6" w:themeShade="80"/>
-          <w:sz w:val="24"/>
-          <w:szCs w:val="24"/>
-        </w:rPr>
-      </w:pPr>
-    </w:p>
-    <w:p>
-      <w:pPr>
-        <w:spacing w:after="2" w:line="240" w:lineRule="auto"/>
-        <w:rPr>
-          <w:rFonts w:ascii="Times New Roman" w:hAnsi="Times New Roman" w:cs="Times New Roman"/>
-          <w:b/>
-          <w:i/>
-          <w:iCs/>
-          <w:color w:val="984806" w:themeColor="accent6" w:themeShade="80"/>
-          <w:sz w:val="24"/>
-          <w:szCs w:val="24"/>
-        </w:rPr>
-      </w:pPr>
-      <w:r>
-        <w:rPr>
-          <w:rFonts w:ascii="Times New Roman" w:eastAsia="Times New Roman" w:hAnsi="Times New Roman" w:cs="Times New Roman"/>
-          <w:sz w:val="24"/>
-          <w:szCs w:val="24"/>
-          <w:lang w:eastAsia="fr-FR"/>
-        </w:rPr>
+          <w:rFonts w:ascii="Times New Roman" w:eastAsia="Times New Roman" w:hAnsi="Times New Roman" w:cs="Times New Roman"/>
+          <w:sz w:val="24"/>
+          <w:szCs w:val="24"/>
+          <w:lang w:eastAsia="fr-FR"/>
+        </w:rPr>
+        <w:lastRenderedPageBreak/>
         <w:t>Les logiciels sont protégés par le droit d’auteur qui consiste en un droit exclusif pour l’auteur d’autoriser ou d’interdire la représentation ou la reproduction de son œuvre.</w:t>
       </w:r>
     </w:p>
@@ -6062,7 +5949,6 @@
           <w:szCs w:val="24"/>
           <w:lang w:eastAsia="fr-FR"/>
         </w:rPr>
-        <w:lastRenderedPageBreak/>
         <w:t>Les droits de l’auteur comprennent les droits moraux (incessibles et perpétuels) et les droits patrimoniaux (cessibles et limités à 70 ans après la mort de l’auteur).</w:t>
       </w:r>
     </w:p>
@@ -6339,6 +6225,18 @@
         </w:rPr>
         <w:t xml:space="preserve"> </w:t>
       </w:r>
+      <w:hyperlink r:id="rId20" w:history="1">
+        <w:r>
+          <w:rPr>
+            <w:rStyle w:val="Lienhypertexte"/>
+            <w:rFonts w:ascii="Times New Roman" w:hAnsi="Times New Roman" w:cs="Times New Roman"/>
+            <w:b/>
+            <w:sz w:val="24"/>
+            <w:szCs w:val="24"/>
+          </w:rPr>
+          <w:t>https://www.app.asso.fr</w:t>
+        </w:r>
+      </w:hyperlink>
       <w:r>
         <w:rPr>
           <w:rFonts w:ascii="Times New Roman" w:hAnsi="Times New Roman" w:cs="Times New Roman"/>
@@ -6347,23 +6245,12 @@
           <w:sz w:val="24"/>
           <w:szCs w:val="24"/>
         </w:rPr>
-        <w:t>https://www.app.asso.fr</w:t>
-      </w:r>
-      <w:r>
-        <w:rPr>
-          <w:rFonts w:ascii="Times New Roman" w:hAnsi="Times New Roman" w:cs="Times New Roman"/>
-          <w:b/>
-          <w:color w:val="auto"/>
-          <w:sz w:val="24"/>
-          <w:szCs w:val="24"/>
-        </w:rPr>
         <w:t>)</w:t>
       </w:r>
     </w:p>
     <w:p>
       <w:pPr>
         <w:pStyle w:val="Normal1"/>
-        <w:jc w:val="left"/>
         <w:rPr>
           <w:rFonts w:ascii="Times New Roman" w:hAnsi="Times New Roman" w:cs="Times New Roman"/>
           <w:b/>
@@ -6375,6 +6262,194 @@
     </w:p>
     <w:p>
       <w:pPr>
+        <w:pStyle w:val="Normal1"/>
+        <w:jc w:val="left"/>
+        <w:rPr>
+          <w:rFonts w:ascii="Times New Roman" w:hAnsi="Times New Roman" w:cs="Times New Roman"/>
+          <w:b/>
+          <w:i/>
+          <w:iCs/>
+          <w:color w:val="984806" w:themeColor="accent6" w:themeShade="80"/>
+          <w:sz w:val="24"/>
+          <w:szCs w:val="24"/>
+        </w:rPr>
+      </w:pPr>
+      <w:r>
+        <w:rPr>
+          <w:rFonts w:ascii="Times New Roman" w:hAnsi="Times New Roman" w:cs="Times New Roman"/>
+          <w:b/>
+          <w:i/>
+          <w:iCs/>
+          <w:color w:val="984806" w:themeColor="accent6" w:themeShade="80"/>
+          <w:sz w:val="24"/>
+          <w:szCs w:val="24"/>
+        </w:rPr>
+        <w:t>C</w:t>
+      </w:r>
+      <w:r>
+        <w:rPr>
+          <w:rFonts w:ascii="Times New Roman" w:hAnsi="Times New Roman" w:cs="Times New Roman"/>
+          <w:b/>
+          <w:i/>
+          <w:iCs/>
+          <w:color w:val="984806" w:themeColor="accent6" w:themeShade="80"/>
+          <w:sz w:val="24"/>
+          <w:szCs w:val="24"/>
+        </w:rPr>
+        <w:t xml:space="preserve">ontrat de </w:t>
+      </w:r>
+      <w:r>
+        <w:rPr>
+          <w:rFonts w:ascii="Times New Roman" w:hAnsi="Times New Roman" w:cs="Times New Roman"/>
+          <w:b/>
+          <w:i/>
+          <w:iCs/>
+          <w:color w:val="984806" w:themeColor="accent6" w:themeShade="80"/>
+          <w:sz w:val="24"/>
+          <w:szCs w:val="24"/>
+        </w:rPr>
+        <w:t xml:space="preserve">logiciels propriétaires : </w:t>
+      </w:r>
+      <w:r>
+        <w:rPr>
+          <w:rFonts w:ascii="Times New Roman" w:hAnsi="Times New Roman" w:cs="Times New Roman"/>
+          <w:b/>
+          <w:i/>
+          <w:iCs/>
+          <w:color w:val="984806" w:themeColor="accent6" w:themeShade="80"/>
+          <w:sz w:val="24"/>
+          <w:szCs w:val="24"/>
+        </w:rPr>
+        <w:t>c'est un contrat qui attribue des droits sur un logiciel à un utilisateur. Exemple</w:t>
+      </w:r>
+      <w:r>
+        <w:rPr>
+          <w:rFonts w:ascii="Times New Roman" w:hAnsi="Times New Roman" w:cs="Times New Roman"/>
+          <w:b/>
+          <w:i/>
+          <w:iCs/>
+          <w:color w:val="984806" w:themeColor="accent6" w:themeShade="80"/>
+          <w:sz w:val="24"/>
+          <w:szCs w:val="24"/>
+        </w:rPr>
+        <w:t>s</w:t>
+      </w:r>
+      <w:r>
+        <w:rPr>
+          <w:rFonts w:ascii="Times New Roman" w:hAnsi="Times New Roman" w:cs="Times New Roman"/>
+          <w:b/>
+          <w:i/>
+          <w:iCs/>
+          <w:color w:val="984806" w:themeColor="accent6" w:themeShade="80"/>
+          <w:sz w:val="24"/>
+          <w:szCs w:val="24"/>
+        </w:rPr>
+        <w:t xml:space="preserve"> de droit</w:t>
+      </w:r>
+      <w:r>
+        <w:rPr>
+          <w:rFonts w:ascii="Times New Roman" w:hAnsi="Times New Roman" w:cs="Times New Roman"/>
+          <w:b/>
+          <w:i/>
+          <w:iCs/>
+          <w:color w:val="984806" w:themeColor="accent6" w:themeShade="80"/>
+          <w:sz w:val="24"/>
+          <w:szCs w:val="24"/>
+        </w:rPr>
+        <w:t xml:space="preserve"> :</w:t>
+      </w:r>
+      <w:r>
+        <w:rPr>
+          <w:rFonts w:ascii="Times New Roman" w:hAnsi="Times New Roman" w:cs="Times New Roman"/>
+          <w:b/>
+          <w:i/>
+          <w:iCs/>
+          <w:color w:val="984806" w:themeColor="accent6" w:themeShade="80"/>
+          <w:sz w:val="24"/>
+          <w:szCs w:val="24"/>
+        </w:rPr>
+        <w:t xml:space="preserve"> droit de faire une copie de ce logiciel</w:t>
+      </w:r>
+      <w:r>
+        <w:rPr>
+          <w:rFonts w:ascii="Times New Roman" w:hAnsi="Times New Roman" w:cs="Times New Roman"/>
+          <w:b/>
+          <w:i/>
+          <w:iCs/>
+          <w:color w:val="984806" w:themeColor="accent6" w:themeShade="80"/>
+          <w:sz w:val="24"/>
+          <w:szCs w:val="24"/>
+        </w:rPr>
+        <w:t>, droit d'étudier le logiciel, droit de le décompiler. Attention, l'éditeur garde la métrise de son logiciel et du code source qu'il maintient secret.</w:t>
+      </w:r>
+    </w:p>
+    <w:p>
+      <w:pPr>
+        <w:pStyle w:val="Normal1"/>
+        <w:jc w:val="left"/>
+        <w:rPr>
+          <w:rFonts w:ascii="Times New Roman" w:hAnsi="Times New Roman" w:cs="Times New Roman"/>
+          <w:b/>
+          <w:i/>
+          <w:iCs/>
+          <w:color w:val="984806" w:themeColor="accent6" w:themeShade="80"/>
+          <w:sz w:val="24"/>
+          <w:szCs w:val="24"/>
+        </w:rPr>
+      </w:pPr>
+    </w:p>
+    <w:p>
+      <w:pPr>
+        <w:pStyle w:val="Normal1"/>
+        <w:rPr>
+          <w:rFonts w:ascii="Times New Roman" w:hAnsi="Times New Roman" w:cs="Times New Roman"/>
+          <w:b/>
+          <w:i/>
+          <w:iCs/>
+          <w:color w:val="984806" w:themeColor="accent6" w:themeShade="80"/>
+          <w:sz w:val="24"/>
+          <w:szCs w:val="24"/>
+        </w:rPr>
+      </w:pPr>
+      <w:r>
+        <w:rPr>
+          <w:rFonts w:ascii="Times New Roman" w:hAnsi="Times New Roman" w:cs="Times New Roman"/>
+          <w:b/>
+          <w:i/>
+          <w:iCs/>
+          <w:color w:val="984806" w:themeColor="accent6" w:themeShade="80"/>
+          <w:sz w:val="24"/>
+          <w:szCs w:val="24"/>
+        </w:rPr>
+        <w:t xml:space="preserve">Contrat de </w:t>
+      </w:r>
+      <w:r>
+        <w:rPr>
+          <w:rFonts w:ascii="Times New Roman" w:hAnsi="Times New Roman" w:cs="Times New Roman"/>
+          <w:b/>
+          <w:i/>
+          <w:iCs/>
+          <w:color w:val="984806" w:themeColor="accent6" w:themeShade="80"/>
+          <w:sz w:val="24"/>
+          <w:szCs w:val="24"/>
+        </w:rPr>
+        <w:t xml:space="preserve">logiciels libres : </w:t>
+      </w:r>
+      <w:r>
+        <w:rPr>
+          <w:rFonts w:ascii="Times New Roman" w:hAnsi="Times New Roman" w:cs="Times New Roman"/>
+          <w:b/>
+          <w:i/>
+          <w:iCs/>
+          <w:color w:val="984806" w:themeColor="accent6" w:themeShade="80"/>
+          <w:sz w:val="24"/>
+          <w:szCs w:val="24"/>
+        </w:rPr>
+        <w:t>c'est un contrat qui permet à l'utilisateur du logiciel de l'utiliser, de le modifier, de l'étudier, de le dupliquer et de le diffuser. Le logiciel est fourni avec toutes les informations utiles notamment le code source.</w:t>
+      </w:r>
+    </w:p>
+    <w:p>
+      <w:pPr>
         <w:spacing w:before="100" w:beforeAutospacing="1" w:after="100" w:afterAutospacing="1" w:line="240" w:lineRule="auto"/>
         <w:jc w:val="both"/>
         <w:rPr>
@@ -6490,7 +6565,17 @@
           <w:szCs w:val="24"/>
           <w:lang w:eastAsia="fr-FR"/>
         </w:rPr>
-        <w:t>Un logiciel libre est un logiciel dont l’utilisation, l’étude, la modification, la duplication et la diffusion sont universellement autorisées sans contrepartie. Par opposition, un logiciel est dit propriétaire lorsqu’il reste la propriété d’une seule personne qui n’autorise que limitativement les usages sur le logiciel. Dans ce cas, même s’il peut être gratuit, l’éditeur garde la maîtrise de son logiciel et du code source qu’il maintient secret.</w:t>
+        <w:t xml:space="preserve">Un logiciel libre est un logiciel dont l’utilisation, l’étude, la modification, la duplication et la diffusion sont universellement autorisées sans contrepartie. Par opposition, un logiciel est dit propriétaire lorsqu’il reste la propriété d’une seule personne qui n’autorise que limitativement </w:t>
+      </w:r>
+      <w:r>
+        <w:rPr>
+          <w:rFonts w:ascii="Times New Roman" w:eastAsia="Times New Roman" w:hAnsi="Times New Roman" w:cs="Times New Roman"/>
+          <w:sz w:val="24"/>
+          <w:szCs w:val="24"/>
+          <w:lang w:eastAsia="fr-FR"/>
+        </w:rPr>
+        <w:lastRenderedPageBreak/>
+        <w:t>les usages sur le logiciel. Dans ce cas, même s’il peut être gratuit, l’éditeur garde la maîtrise de son logiciel et du code source qu’il maintient secret.</w:t>
       </w:r>
     </w:p>
     <w:p>
@@ -6553,7 +6638,6 @@
           <w:szCs w:val="24"/>
           <w:lang w:eastAsia="fr-FR"/>
         </w:rPr>
-        <w:lastRenderedPageBreak/>
         <w:t>Comme le logiciel propriétaire, le logiciel libre est protégé par le droit d’auteur et un utilisateur devra conclure un contrat de licence pour avoir le droit d’utiliser le logiciel sous certaines conditions. Sa particularité réside dans les droits étendus qui sont conférés aux utilisateurs et le fait que le code source du logiciel libre n’est pas maintenu secret comme pour le logiciel propriétaire.</w:t>
       </w:r>
     </w:p>
@@ -6765,7 +6849,7 @@
       </w:pPr>
     </w:p>
     <w:sectPr>
-      <w:footerReference w:type="default" r:id="rId20"/>
+      <w:footerReference w:type="default" r:id="rId21"/>
       <w:pgSz w:w="11906" w:h="16838"/>
       <w:pgMar w:top="1417" w:right="1417" w:bottom="1417" w:left="1417" w:header="708" w:footer="708" w:gutter="0"/>
       <w:cols w:space="708"/>
@@ -7509,6 +7593,118 @@
     </w:lvl>
   </w:abstractNum>
   <w:abstractNum w:abstractNumId="5" w15:restartNumberingAfterBreak="0">
+    <w:nsid w:val="33EC2DB8"/>
+    <w:multiLevelType w:val="hybridMultilevel"/>
+    <w:tmpl w:val="41E8F6F8"/>
+    <w:lvl w:ilvl="0" w:tplc="3404DB08">
+      <w:numFmt w:val="bullet"/>
+      <w:lvlText w:val="-"/>
+      <w:lvlJc w:val="left"/>
+      <w:pPr>
+        <w:ind w:left="720" w:hanging="360"/>
+      </w:pPr>
+      <w:rPr>
+        <w:rFonts w:ascii="Times New Roman" w:eastAsiaTheme="minorHAnsi" w:hAnsi="Times New Roman" w:cs="Times New Roman" w:hint="default"/>
+      </w:rPr>
+    </w:lvl>
+    <w:lvl w:ilvl="1" w:tplc="040C0003" w:tentative="1">
+      <w:start w:val="1"/>
+      <w:numFmt w:val="bullet"/>
+      <w:lvlText w:val="o"/>
+      <w:lvlJc w:val="left"/>
+      <w:pPr>
+        <w:ind w:left="1440" w:hanging="360"/>
+      </w:pPr>
+      <w:rPr>
+        <w:rFonts w:ascii="Courier New" w:hAnsi="Courier New" w:cs="Courier New" w:hint="default"/>
+      </w:rPr>
+    </w:lvl>
+    <w:lvl w:ilvl="2" w:tplc="040C0005" w:tentative="1">
+      <w:start w:val="1"/>
+      <w:numFmt w:val="bullet"/>
+      <w:lvlText w:val=""/>
+      <w:lvlJc w:val="left"/>
+      <w:pPr>
+        <w:ind w:left="2160" w:hanging="360"/>
+      </w:pPr>
+      <w:rPr>
+        <w:rFonts w:ascii="Wingdings" w:hAnsi="Wingdings" w:hint="default"/>
+      </w:rPr>
+    </w:lvl>
+    <w:lvl w:ilvl="3" w:tplc="040C0001" w:tentative="1">
+      <w:start w:val="1"/>
+      <w:numFmt w:val="bullet"/>
+      <w:lvlText w:val=""/>
+      <w:lvlJc w:val="left"/>
+      <w:pPr>
+        <w:ind w:left="2880" w:hanging="360"/>
+      </w:pPr>
+      <w:rPr>
+        <w:rFonts w:ascii="Symbol" w:hAnsi="Symbol" w:hint="default"/>
+      </w:rPr>
+    </w:lvl>
+    <w:lvl w:ilvl="4" w:tplc="040C0003" w:tentative="1">
+      <w:start w:val="1"/>
+      <w:numFmt w:val="bullet"/>
+      <w:lvlText w:val="o"/>
+      <w:lvlJc w:val="left"/>
+      <w:pPr>
+        <w:ind w:left="3600" w:hanging="360"/>
+      </w:pPr>
+      <w:rPr>
+        <w:rFonts w:ascii="Courier New" w:hAnsi="Courier New" w:cs="Courier New" w:hint="default"/>
+      </w:rPr>
+    </w:lvl>
+    <w:lvl w:ilvl="5" w:tplc="040C0005" w:tentative="1">
+      <w:start w:val="1"/>
+      <w:numFmt w:val="bullet"/>
+      <w:lvlText w:val=""/>
+      <w:lvlJc w:val="left"/>
+      <w:pPr>
+        <w:ind w:left="4320" w:hanging="360"/>
+      </w:pPr>
+      <w:rPr>
+        <w:rFonts w:ascii="Wingdings" w:hAnsi="Wingdings" w:hint="default"/>
+      </w:rPr>
+    </w:lvl>
+    <w:lvl w:ilvl="6" w:tplc="040C0001" w:tentative="1">
+      <w:start w:val="1"/>
+      <w:numFmt w:val="bullet"/>
+      <w:lvlText w:val=""/>
+      <w:lvlJc w:val="left"/>
+      <w:pPr>
+        <w:ind w:left="5040" w:hanging="360"/>
+      </w:pPr>
+      <w:rPr>
+        <w:rFonts w:ascii="Symbol" w:hAnsi="Symbol" w:hint="default"/>
+      </w:rPr>
+    </w:lvl>
+    <w:lvl w:ilvl="7" w:tplc="040C0003" w:tentative="1">
+      <w:start w:val="1"/>
+      <w:numFmt w:val="bullet"/>
+      <w:lvlText w:val="o"/>
+      <w:lvlJc w:val="left"/>
+      <w:pPr>
+        <w:ind w:left="5760" w:hanging="360"/>
+      </w:pPr>
+      <w:rPr>
+        <w:rFonts w:ascii="Courier New" w:hAnsi="Courier New" w:cs="Courier New" w:hint="default"/>
+      </w:rPr>
+    </w:lvl>
+    <w:lvl w:ilvl="8" w:tplc="040C0005" w:tentative="1">
+      <w:start w:val="1"/>
+      <w:numFmt w:val="bullet"/>
+      <w:lvlText w:val=""/>
+      <w:lvlJc w:val="left"/>
+      <w:pPr>
+        <w:ind w:left="6480" w:hanging="360"/>
+      </w:pPr>
+      <w:rPr>
+        <w:rFonts w:ascii="Wingdings" w:hAnsi="Wingdings" w:hint="default"/>
+      </w:rPr>
+    </w:lvl>
+  </w:abstractNum>
+  <w:abstractNum w:abstractNumId="6" w15:restartNumberingAfterBreak="0">
     <w:nsid w:val="3E2712AB"/>
     <w:multiLevelType w:val="multilevel"/>
     <w:tmpl w:val="B1825E04"/>
@@ -7657,7 +7853,7 @@
       </w:rPr>
     </w:lvl>
   </w:abstractNum>
-  <w:abstractNum w:abstractNumId="6" w15:restartNumberingAfterBreak="0">
+  <w:abstractNum w:abstractNumId="7" w15:restartNumberingAfterBreak="0">
     <w:nsid w:val="43E2777F"/>
     <w:multiLevelType w:val="hybridMultilevel"/>
     <w:tmpl w:val="4CA494A8"/>
@@ -7769,7 +7965,7 @@
       </w:rPr>
     </w:lvl>
   </w:abstractNum>
-  <w:abstractNum w:abstractNumId="7" w15:restartNumberingAfterBreak="0">
+  <w:abstractNum w:abstractNumId="8" w15:restartNumberingAfterBreak="0">
     <w:nsid w:val="47BB02BD"/>
     <w:multiLevelType w:val="hybridMultilevel"/>
     <w:tmpl w:val="C3CE56B2"/>
@@ -7881,7 +8077,7 @@
       </w:rPr>
     </w:lvl>
   </w:abstractNum>
-  <w:abstractNum w:abstractNumId="8" w15:restartNumberingAfterBreak="0">
+  <w:abstractNum w:abstractNumId="9" w15:restartNumberingAfterBreak="0">
     <w:nsid w:val="5F7F54C0"/>
     <w:multiLevelType w:val="hybridMultilevel"/>
     <w:tmpl w:val="3904C716"/>
@@ -7994,7 +8190,7 @@
       </w:rPr>
     </w:lvl>
   </w:abstractNum>
-  <w:abstractNum w:abstractNumId="9" w15:restartNumberingAfterBreak="0">
+  <w:abstractNum w:abstractNumId="10" w15:restartNumberingAfterBreak="0">
     <w:nsid w:val="69F9395F"/>
     <w:multiLevelType w:val="multilevel"/>
     <w:tmpl w:val="648A7404"/>
@@ -8143,7 +8339,7 @@
       </w:rPr>
     </w:lvl>
   </w:abstractNum>
-  <w:abstractNum w:abstractNumId="10" w15:restartNumberingAfterBreak="0">
+  <w:abstractNum w:abstractNumId="11" w15:restartNumberingAfterBreak="0">
     <w:nsid w:val="7FB521AF"/>
     <w:multiLevelType w:val="multilevel"/>
     <w:tmpl w:val="ED22CD84"/>
@@ -8293,10 +8489,10 @@
     </w:lvl>
   </w:abstractNum>
   <w:num w:numId="1" w16cid:durableId="500193547">
-    <w:abstractNumId w:val="8"/>
+    <w:abstractNumId w:val="9"/>
   </w:num>
   <w:num w:numId="2" w16cid:durableId="191922170">
-    <w:abstractNumId w:val="9"/>
+    <w:abstractNumId w:val="10"/>
   </w:num>
   <w:num w:numId="3" w16cid:durableId="87968692">
     <w:abstractNumId w:val="4"/>
@@ -8308,22 +8504,25 @@
     <w:abstractNumId w:val="0"/>
   </w:num>
   <w:num w:numId="6" w16cid:durableId="432865707">
-    <w:abstractNumId w:val="10"/>
+    <w:abstractNumId w:val="11"/>
   </w:num>
   <w:num w:numId="7" w16cid:durableId="2108040684">
-    <w:abstractNumId w:val="5"/>
+    <w:abstractNumId w:val="6"/>
   </w:num>
   <w:num w:numId="8" w16cid:durableId="499927606">
     <w:abstractNumId w:val="3"/>
   </w:num>
   <w:num w:numId="9" w16cid:durableId="1806660824">
-    <w:abstractNumId w:val="6"/>
+    <w:abstractNumId w:val="7"/>
   </w:num>
   <w:num w:numId="10" w16cid:durableId="1055202619">
     <w:abstractNumId w:val="2"/>
   </w:num>
   <w:num w:numId="11" w16cid:durableId="443234789">
-    <w:abstractNumId w:val="7"/>
+    <w:abstractNumId w:val="8"/>
+  </w:num>
+  <w:num w:numId="12" w16cid:durableId="2024701273">
+    <w:abstractNumId w:val="5"/>
   </w:num>
 </w:numbering>
 </file>
@@ -9041,6 +9240,18 @@
       <w:color w:val="365F91" w:themeColor="accent1" w:themeShade="BF"/>
     </w:rPr>
   </w:style>
+  <w:style w:type="character" w:styleId="Mentionnonrsolue">
+    <w:name w:val="Unresolved Mention"/>
+    <w:basedOn w:val="Policepardfaut"/>
+    <w:uiPriority w:val="99"/>
+    <w:semiHidden/>
+    <w:unhideWhenUsed/>
+    <w:rsid w:val="002938CE"/>
+    <w:rPr>
+      <w:color w:val="605E5C"/>
+      <w:shd w:val="clear" w:color="auto" w:fill="E1DFDD"/>
+    </w:rPr>
+  </w:style>
 </w:styles>
 </file>
 
